--- a/Backend/Director_Disclosure/Output_Disclosures/2024-25/RG_DATA_CENTER_PRIVATE_LIMITED/MBP-1/MBP1_PARESH_LALITKUMAR_BUDHIA_10594488.docx
+++ b/Backend/Director_Disclosure/Output_Disclosures/2024-25/RG_DATA_CENTER_PRIVATE_LIMITED/MBP-1/MBP1_PARESH_LALITKUMAR_BUDHIA_10594488.docx
@@ -93,167 +93,17 @@
     </w:p>
     <w:p>
       <w:pPr>
-        <w:spacing w:before="0" w:after="0"/>
-        <w:jc w:val="left"/>
-      </w:pPr>
-      <w:r>
-        <w:rPr>
-          <w:rFonts w:ascii="Adani" w:hAnsi="Adani"/>
-          <w:b w:val="0"/>
-          <w:sz w:val="20"/>
-          <w:u w:val="none"/>
-        </w:rPr>
-        <w:t>BEAMX INFRA PRIVATE LIMITED</w:t>
-      </w:r>
-    </w:p>
-    <w:p>
-      <w:pPr>
-        <w:spacing w:before="0" w:after="0"/>
-        <w:jc w:val="left"/>
-      </w:pPr>
-      <w:r>
-        <w:rPr>
-          <w:rFonts w:ascii="Adani" w:hAnsi="Adani"/>
-          <w:b w:val="0"/>
-          <w:sz w:val="20"/>
-          <w:u w:val="none"/>
-        </w:rPr>
-        <w:t>INFRADIGEST DEVELOPERS PRIVATE LIMITED</w:t>
-      </w:r>
-    </w:p>
-    <w:p>
-      <w:pPr>
-        <w:spacing w:before="0" w:after="0"/>
-        <w:jc w:val="left"/>
-      </w:pPr>
-      <w:r>
-        <w:rPr>
-          <w:rFonts w:ascii="Adani" w:hAnsi="Adani"/>
-          <w:b w:val="0"/>
-          <w:sz w:val="20"/>
-          <w:u w:val="none"/>
-        </w:rPr>
-        <w:t>PILLSTRONG INFRA PRIVATE LIMITED</w:t>
-      </w:r>
-    </w:p>
-    <w:p>
-      <w:pPr>
-        <w:spacing w:before="0" w:after="0"/>
-        <w:jc w:val="left"/>
-      </w:pPr>
-      <w:r>
-        <w:rPr>
-          <w:rFonts w:ascii="Adani" w:hAnsi="Adani"/>
-          <w:b w:val="0"/>
-          <w:sz w:val="20"/>
-          <w:u w:val="none"/>
-        </w:rPr>
-        <w:t>KLIPTEK PROJECTS PRIVATE LIMITED</w:t>
-      </w:r>
-    </w:p>
-    <w:p>
-      <w:pPr>
-        <w:spacing w:before="0" w:after="0"/>
-        <w:jc w:val="left"/>
-      </w:pPr>
-      <w:r>
-        <w:rPr>
-          <w:rFonts w:ascii="Adani" w:hAnsi="Adani"/>
-          <w:b w:val="0"/>
-          <w:sz w:val="20"/>
-          <w:u w:val="none"/>
-        </w:rPr>
-        <w:t>WEST PEAK DATA CENTER PRIVATE LIMITED</w:t>
-      </w:r>
-    </w:p>
-    <w:p>
-      <w:pPr>
-        <w:spacing w:before="0" w:after="0"/>
-        <w:jc w:val="left"/>
-      </w:pPr>
-      <w:r>
-        <w:rPr>
-          <w:rFonts w:ascii="Adani" w:hAnsi="Adani"/>
-          <w:b w:val="0"/>
-          <w:sz w:val="20"/>
-          <w:u w:val="none"/>
-        </w:rPr>
-        <w:t>RG DATA CENTER PRIVATE LIMITED</w:t>
-      </w:r>
-    </w:p>
-    <w:p>
-      <w:pPr>
-        <w:spacing w:before="0" w:after="0"/>
-        <w:jc w:val="left"/>
-      </w:pPr>
-      <w:r>
-        <w:rPr>
-          <w:rFonts w:ascii="Adani" w:hAnsi="Adani"/>
-          <w:b w:val="0"/>
-          <w:sz w:val="20"/>
-          <w:u w:val="none"/>
-        </w:rPr>
-        <w:t>SEED BIOCOAT PRIVATE LIMITED</w:t>
-      </w:r>
-    </w:p>
-    <w:p>
-      <w:pPr>
-        <w:spacing w:before="0" w:after="0"/>
-        <w:jc w:val="left"/>
-      </w:pPr>
-      <w:r>
-        <w:rPr>
-          <w:rFonts w:ascii="Adani" w:hAnsi="Adani"/>
-          <w:b w:val="0"/>
-          <w:sz w:val="20"/>
-          <w:u w:val="none"/>
-        </w:rPr>
-        <w:t>SARWA PROJECTS PRIVATE LIMITED</w:t>
-      </w:r>
-    </w:p>
-    <w:p>
-      <w:pPr>
-        <w:spacing w:before="0" w:after="0"/>
-        <w:jc w:val="left"/>
-      </w:pPr>
-      <w:r>
-        <w:rPr>
-          <w:rFonts w:ascii="Adani" w:hAnsi="Adani"/>
-          <w:b w:val="0"/>
-          <w:sz w:val="20"/>
-          <w:u w:val="none"/>
-        </w:rPr>
-        <w:t>NIHITA GREEN ENERGY PRIVATE LIMITED</w:t>
-      </w:r>
-    </w:p>
-    <w:p>
-      <w:pPr>
-        <w:spacing w:before="0" w:after="0"/>
-        <w:jc w:val="left"/>
-      </w:pPr>
-      <w:r>
-        <w:rPr>
-          <w:rFonts w:ascii="Adani" w:hAnsi="Adani"/>
-          <w:b w:val="0"/>
-          <w:sz w:val="20"/>
-          <w:u w:val="none"/>
-        </w:rPr>
-        <w:t>VIDIP REALTORS PRIVATE LIMITED</w:t>
-      </w:r>
-    </w:p>
-    <w:p>
-      <w:pPr>
         <w:spacing w:before="0" w:after="160"/>
         <w:jc w:val="left"/>
       </w:pPr>
       <w:r>
         <w:rPr>
           <w:rFonts w:ascii="Adani" w:hAnsi="Adani"/>
-          <w:b w:val="0"/>
+          <w:b/>
           <w:sz w:val="20"/>
           <w:u w:val="none"/>
         </w:rPr>
-        <w:t>ADANI KANDLA BULK TERMINAL PRIVATE LIMITED</w:t>
+        <w:t>RG DATA CENTER PRIVATE LIMITED</w:t>
       </w:r>
     </w:p>
     <w:p>
@@ -1959,7 +1809,7 @@
                 <w:sz w:val="18"/>
                 <w:u w:val="none"/>
               </w:rPr>
-              <w:t>NIHITA GREEN ENERGY PRIVATE LIMITED</w:t>
+              <w:t>VIDIP REALTORS PRIVATE LIMITED</w:t>
             </w:r>
           </w:p>
         </w:tc>
@@ -2101,7 +1951,7 @@
                 <w:sz w:val="18"/>
                 <w:u w:val="none"/>
               </w:rPr>
-              <w:t>VIDIP REALTORS PRIVATE LIMITED</w:t>
+              <w:t>NIHITA GREEN ENERGY PRIVATE LIMITED</w:t>
             </w:r>
           </w:p>
         </w:tc>
@@ -2564,7 +2414,7 @@
                 <w:sz w:val="18"/>
                 <w:u w:val="none"/>
               </w:rPr>
-              <w:t>Date:   07th May, 2026</w:t>
+              <w:t>Date:   15th May, 2026</w:t>
             </w:r>
           </w:p>
         </w:tc>
@@ -2830,174 +2680,441 @@
         <w:t>:</w:t>
       </w:r>
     </w:p>
-    <w:p>
-      <w:pPr>
-        <w:pStyle w:val="ListNumber"/>
-        <w:spacing w:before="0" w:after="40"/>
-        <w:ind w:left="720"/>
-      </w:pPr>
-      <w:r>
-        <w:rPr>
-          <w:rFonts w:ascii="Adani" w:hAnsi="Adani"/>
-          <w:b w:val="0"/>
-          <w:sz w:val="20"/>
-          <w:u w:val="none"/>
-        </w:rPr>
-        <w:t>Father</w:t>
-        <w:tab/>
-        <w:tab/>
-        <w:t>:</w:t>
-        <w:tab/>
-        <w:t>NIL</w:t>
-      </w:r>
-    </w:p>
-    <w:p>
-      <w:pPr>
-        <w:pStyle w:val="ListNumber"/>
-        <w:spacing w:before="0" w:after="40"/>
-        <w:ind w:left="720"/>
-      </w:pPr>
-      <w:r>
-        <w:rPr>
-          <w:rFonts w:ascii="Adani" w:hAnsi="Adani"/>
-          <w:b w:val="0"/>
-          <w:sz w:val="20"/>
-          <w:u w:val="none"/>
-        </w:rPr>
-        <w:t>Mother</w:t>
-        <w:tab/>
-        <w:tab/>
-        <w:t>:</w:t>
-        <w:tab/>
-        <w:t>NIL</w:t>
-      </w:r>
-    </w:p>
-    <w:p>
-      <w:pPr>
-        <w:pStyle w:val="ListNumber"/>
-        <w:spacing w:before="0" w:after="40"/>
-        <w:ind w:left="720"/>
-      </w:pPr>
-      <w:r>
-        <w:rPr>
-          <w:rFonts w:ascii="Adani" w:hAnsi="Adani"/>
-          <w:b w:val="0"/>
-          <w:sz w:val="20"/>
-          <w:u w:val="none"/>
-        </w:rPr>
-        <w:t>Son</w:t>
-        <w:tab/>
-        <w:tab/>
-        <w:t>:</w:t>
-        <w:tab/>
-        <w:t>NIL</w:t>
-      </w:r>
-    </w:p>
-    <w:p>
-      <w:pPr>
-        <w:pStyle w:val="ListNumber"/>
-        <w:spacing w:before="0" w:after="40"/>
-        <w:ind w:left="720"/>
-      </w:pPr>
-      <w:r>
-        <w:rPr>
-          <w:rFonts w:ascii="Adani" w:hAnsi="Adani"/>
-          <w:b w:val="0"/>
-          <w:sz w:val="20"/>
-          <w:u w:val="none"/>
-        </w:rPr>
-        <w:t>Son's Wife</w:t>
-        <w:tab/>
-        <w:tab/>
-        <w:t>:</w:t>
-        <w:tab/>
-        <w:t>NIL</w:t>
-      </w:r>
-    </w:p>
-    <w:p>
-      <w:pPr>
-        <w:pStyle w:val="ListNumber"/>
-        <w:spacing w:before="0" w:after="40"/>
-        <w:ind w:left="720"/>
-      </w:pPr>
-      <w:r>
-        <w:rPr>
-          <w:rFonts w:ascii="Adani" w:hAnsi="Adani"/>
-          <w:b w:val="0"/>
-          <w:sz w:val="20"/>
-          <w:u w:val="none"/>
-        </w:rPr>
-        <w:t>Daughter</w:t>
-        <w:tab/>
-        <w:tab/>
-        <w:t>:</w:t>
-        <w:tab/>
-        <w:t>NIL</w:t>
-      </w:r>
-    </w:p>
-    <w:p>
-      <w:pPr>
-        <w:pStyle w:val="ListNumber"/>
-        <w:spacing w:before="0" w:after="40"/>
-        <w:ind w:left="720"/>
-      </w:pPr>
-      <w:r>
-        <w:rPr>
-          <w:rFonts w:ascii="Adani" w:hAnsi="Adani"/>
-          <w:b w:val="0"/>
-          <w:sz w:val="20"/>
-          <w:u w:val="none"/>
-        </w:rPr>
-        <w:t>Daughter's Husband</w:t>
-        <w:tab/>
-        <w:tab/>
-        <w:t>:</w:t>
-        <w:tab/>
-        <w:t>NIL</w:t>
-      </w:r>
-    </w:p>
-    <w:p>
-      <w:pPr>
-        <w:pStyle w:val="ListNumber"/>
-        <w:spacing w:before="0" w:after="40"/>
-        <w:ind w:left="720"/>
-      </w:pPr>
-      <w:r>
-        <w:rPr>
-          <w:rFonts w:ascii="Adani" w:hAnsi="Adani"/>
-          <w:b w:val="0"/>
-          <w:sz w:val="20"/>
-          <w:u w:val="none"/>
-        </w:rPr>
-        <w:t>Brother</w:t>
-        <w:tab/>
-        <w:tab/>
-        <w:t>:</w:t>
-        <w:tab/>
-        <w:t>NIL</w:t>
-      </w:r>
-    </w:p>
-    <w:p>
-      <w:pPr>
-        <w:pStyle w:val="ListNumber"/>
-        <w:spacing w:before="0" w:after="40"/>
-        <w:ind w:left="720"/>
-      </w:pPr>
-      <w:r>
-        <w:rPr>
-          <w:rFonts w:ascii="Adani" w:hAnsi="Adani"/>
-          <w:b w:val="0"/>
-          <w:sz w:val="20"/>
-          <w:u w:val="none"/>
-        </w:rPr>
-        <w:t>Sister</w:t>
-        <w:tab/>
-        <w:tab/>
-        <w:t>:</w:t>
-        <w:tab/>
-        <w:t>NIL</w:t>
-      </w:r>
-    </w:p>
+    <w:tbl>
+      <w:tblPr>
+        <w:tblW w:type="auto" w:w="0"/>
+        <w:jc w:val="left"/>
+        <w:tblLook w:firstColumn="1" w:firstRow="1" w:lastColumn="0" w:lastRow="0" w:noHBand="0" w:noVBand="1" w:val="04A0"/>
+      </w:tblPr>
+      <w:tblGrid>
+        <w:gridCol w:w="4536"/>
+        <w:gridCol w:w="4536"/>
+      </w:tblGrid>
+      <w:tr>
+        <w:tc>
+          <w:tcPr>
+            <w:tcW w:type="dxa" w:w="4536"/>
+            <w:tcBorders>
+              <w:top w:val="none"/>
+              <w:bottom w:val="none"/>
+              <w:left w:val="none"/>
+              <w:right w:val="none"/>
+            </w:tcBorders>
+          </w:tcPr>
+          <w:p>
+            <w:pPr>
+              <w:ind w:left="720"/>
+            </w:pPr>
+            <w:r>
+              <w:rPr>
+                <w:rFonts w:ascii="Adani" w:hAnsi="Adani"/>
+                <w:b w:val="0"/>
+                <w:sz w:val="20"/>
+                <w:u w:val="none"/>
+              </w:rPr>
+              <w:t>1.</w:t>
+              <w:tab/>
+              <w:t>Father</w:t>
+              <w:tab/>
+              <w:t>:</w:t>
+            </w:r>
+          </w:p>
+        </w:tc>
+        <w:tc>
+          <w:tcPr>
+            <w:tcW w:type="dxa" w:w="4536"/>
+            <w:tcBorders>
+              <w:top w:val="none"/>
+              <w:bottom w:val="none"/>
+              <w:left w:val="none"/>
+              <w:right w:val="none"/>
+            </w:tcBorders>
+          </w:tcPr>
+          <w:p>
+            <w:r>
+              <w:rPr>
+                <w:rFonts w:ascii="Adani" w:hAnsi="Adani"/>
+                <w:b w:val="0"/>
+                <w:sz w:val="20"/>
+                <w:u w:val="none"/>
+              </w:rPr>
+              <w:t>NIL</w:t>
+            </w:r>
+          </w:p>
+        </w:tc>
+      </w:tr>
+      <w:tr>
+        <w:tc>
+          <w:tcPr>
+            <w:tcW w:type="dxa" w:w="4536"/>
+            <w:tcBorders>
+              <w:top w:val="none"/>
+              <w:bottom w:val="none"/>
+              <w:left w:val="none"/>
+              <w:right w:val="none"/>
+            </w:tcBorders>
+          </w:tcPr>
+          <w:p>
+            <w:pPr>
+              <w:ind w:left="720"/>
+            </w:pPr>
+            <w:r>
+              <w:rPr>
+                <w:rFonts w:ascii="Adani" w:hAnsi="Adani"/>
+                <w:b w:val="0"/>
+                <w:sz w:val="20"/>
+                <w:u w:val="none"/>
+              </w:rPr>
+              <w:t>2.</w:t>
+              <w:tab/>
+              <w:t>Mother</w:t>
+              <w:tab/>
+              <w:t>:</w:t>
+            </w:r>
+          </w:p>
+        </w:tc>
+        <w:tc>
+          <w:tcPr>
+            <w:tcW w:type="dxa" w:w="4536"/>
+            <w:tcBorders>
+              <w:top w:val="none"/>
+              <w:bottom w:val="none"/>
+              <w:left w:val="none"/>
+              <w:right w:val="none"/>
+            </w:tcBorders>
+          </w:tcPr>
+          <w:p>
+            <w:r>
+              <w:rPr>
+                <w:rFonts w:ascii="Adani" w:hAnsi="Adani"/>
+                <w:b w:val="0"/>
+                <w:sz w:val="20"/>
+                <w:u w:val="none"/>
+              </w:rPr>
+              <w:t>NIL</w:t>
+            </w:r>
+          </w:p>
+        </w:tc>
+      </w:tr>
+      <w:tr>
+        <w:tc>
+          <w:tcPr>
+            <w:tcW w:type="dxa" w:w="4536"/>
+            <w:tcBorders>
+              <w:top w:val="none"/>
+              <w:bottom w:val="none"/>
+              <w:left w:val="none"/>
+              <w:right w:val="none"/>
+            </w:tcBorders>
+          </w:tcPr>
+          <w:p>
+            <w:pPr>
+              <w:ind w:left="720"/>
+            </w:pPr>
+            <w:r>
+              <w:rPr>
+                <w:rFonts w:ascii="Adani" w:hAnsi="Adani"/>
+                <w:b w:val="0"/>
+                <w:sz w:val="20"/>
+                <w:u w:val="none"/>
+              </w:rPr>
+              <w:t>3.</w:t>
+              <w:tab/>
+              <w:t>Son</w:t>
+              <w:tab/>
+              <w:t>:</w:t>
+            </w:r>
+          </w:p>
+        </w:tc>
+        <w:tc>
+          <w:tcPr>
+            <w:tcW w:type="dxa" w:w="4536"/>
+            <w:tcBorders>
+              <w:top w:val="none"/>
+              <w:bottom w:val="none"/>
+              <w:left w:val="none"/>
+              <w:right w:val="none"/>
+            </w:tcBorders>
+          </w:tcPr>
+          <w:p>
+            <w:r>
+              <w:rPr>
+                <w:rFonts w:ascii="Adani" w:hAnsi="Adani"/>
+                <w:b w:val="0"/>
+                <w:sz w:val="20"/>
+                <w:u w:val="none"/>
+              </w:rPr>
+              <w:t>NIL</w:t>
+            </w:r>
+          </w:p>
+        </w:tc>
+      </w:tr>
+      <w:tr>
+        <w:tc>
+          <w:tcPr>
+            <w:tcW w:type="dxa" w:w="4536"/>
+            <w:tcBorders>
+              <w:top w:val="none"/>
+              <w:bottom w:val="none"/>
+              <w:left w:val="none"/>
+              <w:right w:val="none"/>
+            </w:tcBorders>
+          </w:tcPr>
+          <w:p>
+            <w:pPr>
+              <w:ind w:left="720"/>
+            </w:pPr>
+            <w:r>
+              <w:rPr>
+                <w:rFonts w:ascii="Adani" w:hAnsi="Adani"/>
+                <w:b w:val="0"/>
+                <w:sz w:val="20"/>
+                <w:u w:val="none"/>
+              </w:rPr>
+              <w:t>4.</w:t>
+              <w:tab/>
+              <w:t>Son's Wife</w:t>
+              <w:tab/>
+              <w:t>:</w:t>
+            </w:r>
+          </w:p>
+        </w:tc>
+        <w:tc>
+          <w:tcPr>
+            <w:tcW w:type="dxa" w:w="4536"/>
+            <w:tcBorders>
+              <w:top w:val="none"/>
+              <w:bottom w:val="none"/>
+              <w:left w:val="none"/>
+              <w:right w:val="none"/>
+            </w:tcBorders>
+          </w:tcPr>
+          <w:p>
+            <w:r>
+              <w:rPr>
+                <w:rFonts w:ascii="Adani" w:hAnsi="Adani"/>
+                <w:b w:val="0"/>
+                <w:sz w:val="20"/>
+                <w:u w:val="none"/>
+              </w:rPr>
+              <w:t>NIL</w:t>
+            </w:r>
+          </w:p>
+        </w:tc>
+      </w:tr>
+      <w:tr>
+        <w:tc>
+          <w:tcPr>
+            <w:tcW w:type="dxa" w:w="4536"/>
+            <w:tcBorders>
+              <w:top w:val="none"/>
+              <w:bottom w:val="none"/>
+              <w:left w:val="none"/>
+              <w:right w:val="none"/>
+            </w:tcBorders>
+          </w:tcPr>
+          <w:p>
+            <w:pPr>
+              <w:ind w:left="720"/>
+            </w:pPr>
+            <w:r>
+              <w:rPr>
+                <w:rFonts w:ascii="Adani" w:hAnsi="Adani"/>
+                <w:b w:val="0"/>
+                <w:sz w:val="20"/>
+                <w:u w:val="none"/>
+              </w:rPr>
+              <w:t>5.</w:t>
+              <w:tab/>
+              <w:t>Daughter</w:t>
+              <w:tab/>
+              <w:t>:</w:t>
+            </w:r>
+          </w:p>
+        </w:tc>
+        <w:tc>
+          <w:tcPr>
+            <w:tcW w:type="dxa" w:w="4536"/>
+            <w:tcBorders>
+              <w:top w:val="none"/>
+              <w:bottom w:val="none"/>
+              <w:left w:val="none"/>
+              <w:right w:val="none"/>
+            </w:tcBorders>
+          </w:tcPr>
+          <w:p>
+            <w:r>
+              <w:rPr>
+                <w:rFonts w:ascii="Adani" w:hAnsi="Adani"/>
+                <w:b w:val="0"/>
+                <w:sz w:val="20"/>
+                <w:u w:val="none"/>
+              </w:rPr>
+              <w:t>NIL</w:t>
+            </w:r>
+          </w:p>
+        </w:tc>
+      </w:tr>
+      <w:tr>
+        <w:tc>
+          <w:tcPr>
+            <w:tcW w:type="dxa" w:w="4536"/>
+            <w:tcBorders>
+              <w:top w:val="none"/>
+              <w:bottom w:val="none"/>
+              <w:left w:val="none"/>
+              <w:right w:val="none"/>
+            </w:tcBorders>
+          </w:tcPr>
+          <w:p>
+            <w:pPr>
+              <w:ind w:left="720"/>
+            </w:pPr>
+            <w:r>
+              <w:rPr>
+                <w:rFonts w:ascii="Adani" w:hAnsi="Adani"/>
+                <w:b w:val="0"/>
+                <w:sz w:val="20"/>
+                <w:u w:val="none"/>
+              </w:rPr>
+              <w:t>6.</w:t>
+              <w:tab/>
+              <w:t>Daughter's Husband</w:t>
+              <w:tab/>
+              <w:t>:</w:t>
+            </w:r>
+          </w:p>
+        </w:tc>
+        <w:tc>
+          <w:tcPr>
+            <w:tcW w:type="dxa" w:w="4536"/>
+            <w:tcBorders>
+              <w:top w:val="none"/>
+              <w:bottom w:val="none"/>
+              <w:left w:val="none"/>
+              <w:right w:val="none"/>
+            </w:tcBorders>
+          </w:tcPr>
+          <w:p>
+            <w:r>
+              <w:rPr>
+                <w:rFonts w:ascii="Adani" w:hAnsi="Adani"/>
+                <w:b w:val="0"/>
+                <w:sz w:val="20"/>
+                <w:u w:val="none"/>
+              </w:rPr>
+              <w:t>NIL</w:t>
+            </w:r>
+          </w:p>
+        </w:tc>
+      </w:tr>
+      <w:tr>
+        <w:tc>
+          <w:tcPr>
+            <w:tcW w:type="dxa" w:w="4536"/>
+            <w:tcBorders>
+              <w:top w:val="none"/>
+              <w:bottom w:val="none"/>
+              <w:left w:val="none"/>
+              <w:right w:val="none"/>
+            </w:tcBorders>
+          </w:tcPr>
+          <w:p>
+            <w:pPr>
+              <w:ind w:left="720"/>
+            </w:pPr>
+            <w:r>
+              <w:rPr>
+                <w:rFonts w:ascii="Adani" w:hAnsi="Adani"/>
+                <w:b w:val="0"/>
+                <w:sz w:val="20"/>
+                <w:u w:val="none"/>
+              </w:rPr>
+              <w:t>7.</w:t>
+              <w:tab/>
+              <w:t>Brother</w:t>
+              <w:tab/>
+              <w:t>:</w:t>
+            </w:r>
+          </w:p>
+        </w:tc>
+        <w:tc>
+          <w:tcPr>
+            <w:tcW w:type="dxa" w:w="4536"/>
+            <w:tcBorders>
+              <w:top w:val="none"/>
+              <w:bottom w:val="none"/>
+              <w:left w:val="none"/>
+              <w:right w:val="none"/>
+            </w:tcBorders>
+          </w:tcPr>
+          <w:p>
+            <w:r>
+              <w:rPr>
+                <w:rFonts w:ascii="Adani" w:hAnsi="Adani"/>
+                <w:b w:val="0"/>
+                <w:sz w:val="20"/>
+                <w:u w:val="none"/>
+              </w:rPr>
+              <w:t>NIL</w:t>
+            </w:r>
+          </w:p>
+        </w:tc>
+      </w:tr>
+      <w:tr>
+        <w:tc>
+          <w:tcPr>
+            <w:tcW w:type="dxa" w:w="4536"/>
+            <w:tcBorders>
+              <w:top w:val="none"/>
+              <w:bottom w:val="none"/>
+              <w:left w:val="none"/>
+              <w:right w:val="none"/>
+            </w:tcBorders>
+          </w:tcPr>
+          <w:p>
+            <w:pPr>
+              <w:ind w:left="720"/>
+            </w:pPr>
+            <w:r>
+              <w:rPr>
+                <w:rFonts w:ascii="Adani" w:hAnsi="Adani"/>
+                <w:b w:val="0"/>
+                <w:sz w:val="20"/>
+                <w:u w:val="none"/>
+              </w:rPr>
+              <w:t>8.</w:t>
+              <w:tab/>
+              <w:t>Sister</w:t>
+              <w:tab/>
+              <w:t>:</w:t>
+            </w:r>
+          </w:p>
+        </w:tc>
+        <w:tc>
+          <w:tcPr>
+            <w:tcW w:type="dxa" w:w="4536"/>
+            <w:tcBorders>
+              <w:top w:val="none"/>
+              <w:bottom w:val="none"/>
+              <w:left w:val="none"/>
+              <w:right w:val="none"/>
+            </w:tcBorders>
+          </w:tcPr>
+          <w:p>
+            <w:r>
+              <w:rPr>
+                <w:rFonts w:ascii="Adani" w:hAnsi="Adani"/>
+                <w:b w:val="0"/>
+                <w:sz w:val="20"/>
+                <w:u w:val="none"/>
+              </w:rPr>
+              <w:t>NIL</w:t>
+            </w:r>
+          </w:p>
+        </w:tc>
+      </w:tr>
+    </w:tbl>
     <w:p/>
     <w:p>
       <w:pPr>
@@ -3334,7 +3451,7 @@
                 <w:sz w:val="18"/>
                 <w:u w:val="none"/>
               </w:rPr>
-              <w:t>Date:   07th May, 2026</w:t>
+              <w:t>Date:   15th May, 2026</w:t>
             </w:r>
           </w:p>
         </w:tc>
@@ -3495,7 +3612,7 @@
           <w:sz w:val="20"/>
           <w:u w:val="none"/>
         </w:rPr>
-        <w:t>07th May, 2026</w:t>
+        <w:t>15th May, 2026</w:t>
       </w:r>
     </w:p>
     <w:p>
@@ -6022,7 +6139,7 @@
                 <w:sz w:val="18"/>
                 <w:u w:val="none"/>
               </w:rPr>
-              <w:t>U68100GJ2023PTC173504</w:t>
+              <w:t>U45500GJ2022PTC173073</w:t>
             </w:r>
           </w:p>
         </w:tc>
@@ -6050,7 +6167,7 @@
                 <w:sz w:val="18"/>
                 <w:u w:val="none"/>
               </w:rPr>
-              <w:t>NIHITA GREEN ENERGY PRIVATE LIMITED</w:t>
+              <w:t>VIDIP REALTORS PRIVATE LIMITED</w:t>
             </w:r>
           </w:p>
         </w:tc>
@@ -6136,7 +6253,7 @@
                 <w:sz w:val="18"/>
                 <w:u w:val="none"/>
               </w:rPr>
-              <w:t>U45500GJ2022PTC173073</w:t>
+              <w:t>U68100GJ2023PTC173504</w:t>
             </w:r>
           </w:p>
         </w:tc>
@@ -6164,7 +6281,7 @@
                 <w:sz w:val="18"/>
                 <w:u w:val="none"/>
               </w:rPr>
-              <w:t>VIDIP REALTORS PRIVATE LIMITED</w:t>
+              <w:t>NIHITA GREEN ENERGY PRIVATE LIMITED</w:t>
             </w:r>
           </w:p>
         </w:tc>

--- a/Backend/Director_Disclosure/Output_Disclosures/2024-25/RG_DATA_CENTER_PRIVATE_LIMITED/MBP-1/MBP1_PARESH_LALITKUMAR_BUDHIA_10594488.docx
+++ b/Backend/Director_Disclosure/Output_Disclosures/2024-25/RG_DATA_CENTER_PRIVATE_LIMITED/MBP-1/MBP1_PARESH_LALITKUMAR_BUDHIA_10594488.docx
@@ -2414,7 +2414,7 @@
                 <w:sz w:val="18"/>
                 <w:u w:val="none"/>
               </w:rPr>
-              <w:t>Date:   15th May, 2026</w:t>
+              <w:t>Date:   27th May, 2026</w:t>
             </w:r>
           </w:p>
         </w:tc>
@@ -3451,7 +3451,7 @@
                 <w:sz w:val="18"/>
                 <w:u w:val="none"/>
               </w:rPr>
-              <w:t>Date:   15th May, 2026</w:t>
+              <w:t>Date:   27th May, 2026</w:t>
             </w:r>
           </w:p>
         </w:tc>
@@ -3612,7 +3612,7 @@
           <w:sz w:val="20"/>
           <w:u w:val="none"/>
         </w:rPr>
-        <w:t>15th May, 2026</w:t>
+        <w:t>27th May, 2026</w:t>
       </w:r>
     </w:p>
     <w:p>

--- a/Backend/Director_Disclosure/Output_Disclosures/2024-25/RG_DATA_CENTER_PRIVATE_LIMITED/MBP-1/MBP1_PARESH_LALITKUMAR_BUDHIA_10594488.docx
+++ b/Backend/Director_Disclosure/Output_Disclosures/2024-25/RG_DATA_CENTER_PRIVATE_LIMITED/MBP-1/MBP1_PARESH_LALITKUMAR_BUDHIA_10594488.docx
@@ -389,6 +389,290 @@
                 <w:sz w:val="18"/>
                 <w:u w:val="none"/>
               </w:rPr>
+              <w:t>PILLSTRONG INFRA PRIVATE LIMITED</w:t>
+            </w:r>
+          </w:p>
+        </w:tc>
+        <w:tc>
+          <w:tcPr>
+            <w:tcW w:type="dxa" w:w="1814"/>
+            <w:shd w:val="clear" w:color="auto" w:fill="FFFFFF"/>
+            <w:tcBorders>
+              <w:top w:val="single" w:sz="4" w:space="0" w:color="000000"/>
+              <w:left w:val="single" w:sz="4" w:space="0" w:color="000000"/>
+              <w:bottom w:val="single" w:sz="4" w:space="0" w:color="000000"/>
+              <w:right w:val="single" w:sz="4" w:space="0" w:color="000000"/>
+            </w:tcBorders>
+            <w:vAlign w:val="center"/>
+          </w:tcPr>
+          <w:p>
+            <w:pPr>
+              <w:spacing w:before="40" w:after="40"/>
+              <w:jc w:val="left"/>
+            </w:pPr>
+            <w:r>
+              <w:rPr>
+                <w:rFonts w:ascii="Adani" w:hAnsi="Adani"/>
+                <w:b w:val="0"/>
+                <w:sz w:val="18"/>
+                <w:u w:val="none"/>
+              </w:rPr>
+              <w:t>Director</w:t>
+            </w:r>
+          </w:p>
+        </w:tc>
+        <w:tc>
+          <w:tcPr>
+            <w:tcW w:type="dxa" w:w="1020"/>
+            <w:shd w:val="clear" w:color="auto" w:fill="FFFFFF"/>
+            <w:tcBorders>
+              <w:top w:val="single" w:sz="4" w:space="0" w:color="000000"/>
+              <w:left w:val="single" w:sz="4" w:space="0" w:color="000000"/>
+              <w:bottom w:val="single" w:sz="4" w:space="0" w:color="000000"/>
+              <w:right w:val="single" w:sz="4" w:space="0" w:color="000000"/>
+            </w:tcBorders>
+            <w:vAlign w:val="center"/>
+          </w:tcPr>
+          <w:p>
+            <w:pPr>
+              <w:spacing w:before="40" w:after="40"/>
+              <w:jc w:val="left"/>
+            </w:pPr>
+            <w:r>
+              <w:rPr>
+                <w:rFonts w:ascii="Adani" w:hAnsi="Adani"/>
+                <w:b w:val="0"/>
+                <w:sz w:val="18"/>
+                <w:u w:val="none"/>
+              </w:rPr>
+              <w:t>NIL</w:t>
+            </w:r>
+          </w:p>
+        </w:tc>
+        <w:tc>
+          <w:tcPr>
+            <w:tcW w:type="dxa" w:w="1247"/>
+            <w:shd w:val="clear" w:color="auto" w:fill="FFFFFF"/>
+            <w:tcBorders>
+              <w:top w:val="single" w:sz="4" w:space="0" w:color="000000"/>
+              <w:left w:val="single" w:sz="4" w:space="0" w:color="000000"/>
+              <w:bottom w:val="single" w:sz="4" w:space="0" w:color="000000"/>
+              <w:right w:val="single" w:sz="4" w:space="0" w:color="000000"/>
+            </w:tcBorders>
+            <w:vAlign w:val="center"/>
+          </w:tcPr>
+          <w:p>
+            <w:pPr>
+              <w:spacing w:before="40" w:after="40"/>
+              <w:jc w:val="left"/>
+            </w:pPr>
+            <w:r>
+              <w:rPr>
+                <w:rFonts w:ascii="Adani" w:hAnsi="Adani"/>
+                <w:b w:val="0"/>
+                <w:sz w:val="18"/>
+                <w:u w:val="none"/>
+              </w:rPr>
+              <w:t>19/06/2025</w:t>
+            </w:r>
+          </w:p>
+        </w:tc>
+      </w:tr>
+      <w:tr>
+        <w:tc>
+          <w:tcPr>
+            <w:tcW w:type="dxa" w:w="680"/>
+            <w:shd w:val="clear" w:color="auto" w:fill="FFFFFF"/>
+            <w:tcBorders>
+              <w:top w:val="single" w:sz="4" w:space="0" w:color="000000"/>
+              <w:left w:val="single" w:sz="4" w:space="0" w:color="000000"/>
+              <w:bottom w:val="single" w:sz="4" w:space="0" w:color="000000"/>
+              <w:right w:val="single" w:sz="4" w:space="0" w:color="000000"/>
+            </w:tcBorders>
+            <w:vAlign w:val="center"/>
+          </w:tcPr>
+          <w:p>
+            <w:pPr>
+              <w:spacing w:before="40" w:after="40"/>
+              <w:jc w:val="left"/>
+            </w:pPr>
+            <w:r>
+              <w:rPr>
+                <w:rFonts w:ascii="Adani" w:hAnsi="Adani"/>
+                <w:b w:val="0"/>
+                <w:sz w:val="18"/>
+                <w:u w:val="none"/>
+              </w:rPr>
+              <w:t>2</w:t>
+            </w:r>
+          </w:p>
+        </w:tc>
+        <w:tc>
+          <w:tcPr>
+            <w:tcW w:type="dxa" w:w="3969"/>
+            <w:shd w:val="clear" w:color="auto" w:fill="FFFFFF"/>
+            <w:tcBorders>
+              <w:top w:val="single" w:sz="4" w:space="0" w:color="000000"/>
+              <w:left w:val="single" w:sz="4" w:space="0" w:color="000000"/>
+              <w:bottom w:val="single" w:sz="4" w:space="0" w:color="000000"/>
+              <w:right w:val="single" w:sz="4" w:space="0" w:color="000000"/>
+            </w:tcBorders>
+            <w:vAlign w:val="center"/>
+          </w:tcPr>
+          <w:p>
+            <w:pPr>
+              <w:spacing w:before="40" w:after="40"/>
+              <w:jc w:val="left"/>
+            </w:pPr>
+            <w:r>
+              <w:rPr>
+                <w:rFonts w:ascii="Adani" w:hAnsi="Adani"/>
+                <w:b w:val="0"/>
+                <w:sz w:val="18"/>
+                <w:u w:val="none"/>
+              </w:rPr>
+              <w:t>RG DATA CENTER PRIVATE LIMITED</w:t>
+            </w:r>
+          </w:p>
+        </w:tc>
+        <w:tc>
+          <w:tcPr>
+            <w:tcW w:type="dxa" w:w="1814"/>
+            <w:shd w:val="clear" w:color="auto" w:fill="FFFFFF"/>
+            <w:tcBorders>
+              <w:top w:val="single" w:sz="4" w:space="0" w:color="000000"/>
+              <w:left w:val="single" w:sz="4" w:space="0" w:color="000000"/>
+              <w:bottom w:val="single" w:sz="4" w:space="0" w:color="000000"/>
+              <w:right w:val="single" w:sz="4" w:space="0" w:color="000000"/>
+            </w:tcBorders>
+            <w:vAlign w:val="center"/>
+          </w:tcPr>
+          <w:p>
+            <w:pPr>
+              <w:spacing w:before="40" w:after="40"/>
+              <w:jc w:val="left"/>
+            </w:pPr>
+            <w:r>
+              <w:rPr>
+                <w:rFonts w:ascii="Adani" w:hAnsi="Adani"/>
+                <w:b w:val="0"/>
+                <w:sz w:val="18"/>
+                <w:u w:val="none"/>
+              </w:rPr>
+              <w:t>Director</w:t>
+            </w:r>
+          </w:p>
+        </w:tc>
+        <w:tc>
+          <w:tcPr>
+            <w:tcW w:type="dxa" w:w="1020"/>
+            <w:shd w:val="clear" w:color="auto" w:fill="FFFFFF"/>
+            <w:tcBorders>
+              <w:top w:val="single" w:sz="4" w:space="0" w:color="000000"/>
+              <w:left w:val="single" w:sz="4" w:space="0" w:color="000000"/>
+              <w:bottom w:val="single" w:sz="4" w:space="0" w:color="000000"/>
+              <w:right w:val="single" w:sz="4" w:space="0" w:color="000000"/>
+            </w:tcBorders>
+            <w:vAlign w:val="center"/>
+          </w:tcPr>
+          <w:p>
+            <w:pPr>
+              <w:spacing w:before="40" w:after="40"/>
+              <w:jc w:val="left"/>
+            </w:pPr>
+            <w:r>
+              <w:rPr>
+                <w:rFonts w:ascii="Adani" w:hAnsi="Adani"/>
+                <w:b w:val="0"/>
+                <w:sz w:val="18"/>
+                <w:u w:val="none"/>
+              </w:rPr>
+              <w:t>NIL</w:t>
+            </w:r>
+          </w:p>
+        </w:tc>
+        <w:tc>
+          <w:tcPr>
+            <w:tcW w:type="dxa" w:w="1247"/>
+            <w:shd w:val="clear" w:color="auto" w:fill="FFFFFF"/>
+            <w:tcBorders>
+              <w:top w:val="single" w:sz="4" w:space="0" w:color="000000"/>
+              <w:left w:val="single" w:sz="4" w:space="0" w:color="000000"/>
+              <w:bottom w:val="single" w:sz="4" w:space="0" w:color="000000"/>
+              <w:right w:val="single" w:sz="4" w:space="0" w:color="000000"/>
+            </w:tcBorders>
+            <w:vAlign w:val="center"/>
+          </w:tcPr>
+          <w:p>
+            <w:pPr>
+              <w:spacing w:before="40" w:after="40"/>
+              <w:jc w:val="left"/>
+            </w:pPr>
+            <w:r>
+              <w:rPr>
+                <w:rFonts w:ascii="Adani" w:hAnsi="Adani"/>
+                <w:b w:val="0"/>
+                <w:sz w:val="18"/>
+                <w:u w:val="none"/>
+              </w:rPr>
+              <w:t>30/11/2024</w:t>
+            </w:r>
+          </w:p>
+        </w:tc>
+      </w:tr>
+      <w:tr>
+        <w:tc>
+          <w:tcPr>
+            <w:tcW w:type="dxa" w:w="680"/>
+            <w:shd w:val="clear" w:color="auto" w:fill="FFFFFF"/>
+            <w:tcBorders>
+              <w:top w:val="single" w:sz="4" w:space="0" w:color="000000"/>
+              <w:left w:val="single" w:sz="4" w:space="0" w:color="000000"/>
+              <w:bottom w:val="single" w:sz="4" w:space="0" w:color="000000"/>
+              <w:right w:val="single" w:sz="4" w:space="0" w:color="000000"/>
+            </w:tcBorders>
+            <w:vAlign w:val="center"/>
+          </w:tcPr>
+          <w:p>
+            <w:pPr>
+              <w:spacing w:before="40" w:after="40"/>
+              <w:jc w:val="left"/>
+            </w:pPr>
+            <w:r>
+              <w:rPr>
+                <w:rFonts w:ascii="Adani" w:hAnsi="Adani"/>
+                <w:b w:val="0"/>
+                <w:sz w:val="18"/>
+                <w:u w:val="none"/>
+              </w:rPr>
+              <w:t>3</w:t>
+            </w:r>
+          </w:p>
+        </w:tc>
+        <w:tc>
+          <w:tcPr>
+            <w:tcW w:type="dxa" w:w="3969"/>
+            <w:shd w:val="clear" w:color="auto" w:fill="FFFFFF"/>
+            <w:tcBorders>
+              <w:top w:val="single" w:sz="4" w:space="0" w:color="000000"/>
+              <w:left w:val="single" w:sz="4" w:space="0" w:color="000000"/>
+              <w:bottom w:val="single" w:sz="4" w:space="0" w:color="000000"/>
+              <w:right w:val="single" w:sz="4" w:space="0" w:color="000000"/>
+            </w:tcBorders>
+            <w:vAlign w:val="center"/>
+          </w:tcPr>
+          <w:p>
+            <w:pPr>
+              <w:spacing w:before="40" w:after="40"/>
+              <w:jc w:val="left"/>
+            </w:pPr>
+            <w:r>
+              <w:rPr>
+                <w:rFonts w:ascii="Adani" w:hAnsi="Adani"/>
+                <w:b w:val="0"/>
+                <w:sz w:val="18"/>
+                <w:u w:val="none"/>
+              </w:rPr>
               <w:t>BEAMX INFRA PRIVATE LIMITED</w:t>
             </w:r>
           </w:p>
@@ -503,7 +787,7 @@
                 <w:sz w:val="18"/>
                 <w:u w:val="none"/>
               </w:rPr>
-              <w:t>2</w:t>
+              <w:t>4</w:t>
             </w:r>
           </w:p>
         </w:tc>
@@ -645,7 +929,7 @@
                 <w:sz w:val="18"/>
                 <w:u w:val="none"/>
               </w:rPr>
-              <w:t>3</w:t>
+              <w:t>5</w:t>
             </w:r>
           </w:p>
         </w:tc>
@@ -673,7 +957,7 @@
                 <w:sz w:val="18"/>
                 <w:u w:val="none"/>
               </w:rPr>
-              <w:t>PILLSTRONG INFRA PRIVATE LIMITED</w:t>
+              <w:t>NIHITA GREEN ENERGY PRIVATE LIMITED</w:t>
             </w:r>
           </w:p>
         </w:tc>
@@ -701,7 +985,7 @@
                 <w:sz w:val="18"/>
                 <w:u w:val="none"/>
               </w:rPr>
-              <w:t>Additional Director</w:t>
+              <w:t>Director</w:t>
             </w:r>
           </w:p>
         </w:tc>
@@ -757,7 +1041,7 @@
                 <w:sz w:val="18"/>
                 <w:u w:val="none"/>
               </w:rPr>
-              <w:t>07/11/2024</w:t>
+              <w:t>30/11/2024</w:t>
             </w:r>
           </w:p>
         </w:tc>
@@ -787,7 +1071,7 @@
                 <w:sz w:val="18"/>
                 <w:u w:val="none"/>
               </w:rPr>
-              <w:t>4</w:t>
+              <w:t>6</w:t>
             </w:r>
           </w:p>
         </w:tc>
@@ -815,7 +1099,7 @@
                 <w:sz w:val="18"/>
                 <w:u w:val="none"/>
               </w:rPr>
-              <w:t>PILLSTRONG INFRA PRIVATE LIMITED</w:t>
+              <w:t>WEST PEAK DATA CENTER PRIVATE LIMITED</w:t>
             </w:r>
           </w:p>
         </w:tc>
@@ -843,7 +1127,7 @@
                 <w:sz w:val="18"/>
                 <w:u w:val="none"/>
               </w:rPr>
-              <w:t>Additional Director</w:t>
+              <w:t>Director</w:t>
             </w:r>
           </w:p>
         </w:tc>
@@ -899,7 +1183,7 @@
                 <w:sz w:val="18"/>
                 <w:u w:val="none"/>
               </w:rPr>
-              <w:t>07/11/2024</w:t>
+              <w:t>30/11/2024</w:t>
             </w:r>
           </w:p>
         </w:tc>
@@ -929,7 +1213,149 @@
                 <w:sz w:val="18"/>
                 <w:u w:val="none"/>
               </w:rPr>
-              <w:t>5</w:t>
+              <w:t>7</w:t>
+            </w:r>
+          </w:p>
+        </w:tc>
+        <w:tc>
+          <w:tcPr>
+            <w:tcW w:type="dxa" w:w="3969"/>
+            <w:shd w:val="clear" w:color="auto" w:fill="FFFFFF"/>
+            <w:tcBorders>
+              <w:top w:val="single" w:sz="4" w:space="0" w:color="000000"/>
+              <w:left w:val="single" w:sz="4" w:space="0" w:color="000000"/>
+              <w:bottom w:val="single" w:sz="4" w:space="0" w:color="000000"/>
+              <w:right w:val="single" w:sz="4" w:space="0" w:color="000000"/>
+            </w:tcBorders>
+            <w:vAlign w:val="center"/>
+          </w:tcPr>
+          <w:p>
+            <w:pPr>
+              <w:spacing w:before="40" w:after="40"/>
+              <w:jc w:val="left"/>
+            </w:pPr>
+            <w:r>
+              <w:rPr>
+                <w:rFonts w:ascii="Adani" w:hAnsi="Adani"/>
+                <w:b w:val="0"/>
+                <w:sz w:val="18"/>
+                <w:u w:val="none"/>
+              </w:rPr>
+              <w:t>SARWA PROJECTS PRIVATE LIMITED</w:t>
+            </w:r>
+          </w:p>
+        </w:tc>
+        <w:tc>
+          <w:tcPr>
+            <w:tcW w:type="dxa" w:w="1814"/>
+            <w:shd w:val="clear" w:color="auto" w:fill="FFFFFF"/>
+            <w:tcBorders>
+              <w:top w:val="single" w:sz="4" w:space="0" w:color="000000"/>
+              <w:left w:val="single" w:sz="4" w:space="0" w:color="000000"/>
+              <w:bottom w:val="single" w:sz="4" w:space="0" w:color="000000"/>
+              <w:right w:val="single" w:sz="4" w:space="0" w:color="000000"/>
+            </w:tcBorders>
+            <w:vAlign w:val="center"/>
+          </w:tcPr>
+          <w:p>
+            <w:pPr>
+              <w:spacing w:before="40" w:after="40"/>
+              <w:jc w:val="left"/>
+            </w:pPr>
+            <w:r>
+              <w:rPr>
+                <w:rFonts w:ascii="Adani" w:hAnsi="Adani"/>
+                <w:b w:val="0"/>
+                <w:sz w:val="18"/>
+                <w:u w:val="none"/>
+              </w:rPr>
+              <w:t>Director</w:t>
+            </w:r>
+          </w:p>
+        </w:tc>
+        <w:tc>
+          <w:tcPr>
+            <w:tcW w:type="dxa" w:w="1020"/>
+            <w:shd w:val="clear" w:color="auto" w:fill="FFFFFF"/>
+            <w:tcBorders>
+              <w:top w:val="single" w:sz="4" w:space="0" w:color="000000"/>
+              <w:left w:val="single" w:sz="4" w:space="0" w:color="000000"/>
+              <w:bottom w:val="single" w:sz="4" w:space="0" w:color="000000"/>
+              <w:right w:val="single" w:sz="4" w:space="0" w:color="000000"/>
+            </w:tcBorders>
+            <w:vAlign w:val="center"/>
+          </w:tcPr>
+          <w:p>
+            <w:pPr>
+              <w:spacing w:before="40" w:after="40"/>
+              <w:jc w:val="left"/>
+            </w:pPr>
+            <w:r>
+              <w:rPr>
+                <w:rFonts w:ascii="Adani" w:hAnsi="Adani"/>
+                <w:b w:val="0"/>
+                <w:sz w:val="18"/>
+                <w:u w:val="none"/>
+              </w:rPr>
+              <w:t>NIL</w:t>
+            </w:r>
+          </w:p>
+        </w:tc>
+        <w:tc>
+          <w:tcPr>
+            <w:tcW w:type="dxa" w:w="1247"/>
+            <w:shd w:val="clear" w:color="auto" w:fill="FFFFFF"/>
+            <w:tcBorders>
+              <w:top w:val="single" w:sz="4" w:space="0" w:color="000000"/>
+              <w:left w:val="single" w:sz="4" w:space="0" w:color="000000"/>
+              <w:bottom w:val="single" w:sz="4" w:space="0" w:color="000000"/>
+              <w:right w:val="single" w:sz="4" w:space="0" w:color="000000"/>
+            </w:tcBorders>
+            <w:vAlign w:val="center"/>
+          </w:tcPr>
+          <w:p>
+            <w:pPr>
+              <w:spacing w:before="40" w:after="40"/>
+              <w:jc w:val="left"/>
+            </w:pPr>
+            <w:r>
+              <w:rPr>
+                <w:rFonts w:ascii="Adani" w:hAnsi="Adani"/>
+                <w:b w:val="0"/>
+                <w:sz w:val="18"/>
+                <w:u w:val="none"/>
+              </w:rPr>
+              <w:t>30/11/2024</w:t>
+            </w:r>
+          </w:p>
+        </w:tc>
+      </w:tr>
+      <w:tr>
+        <w:tc>
+          <w:tcPr>
+            <w:tcW w:type="dxa" w:w="680"/>
+            <w:shd w:val="clear" w:color="auto" w:fill="FFFFFF"/>
+            <w:tcBorders>
+              <w:top w:val="single" w:sz="4" w:space="0" w:color="000000"/>
+              <w:left w:val="single" w:sz="4" w:space="0" w:color="000000"/>
+              <w:bottom w:val="single" w:sz="4" w:space="0" w:color="000000"/>
+              <w:right w:val="single" w:sz="4" w:space="0" w:color="000000"/>
+            </w:tcBorders>
+            <w:vAlign w:val="center"/>
+          </w:tcPr>
+          <w:p>
+            <w:pPr>
+              <w:spacing w:before="40" w:after="40"/>
+              <w:jc w:val="left"/>
+            </w:pPr>
+            <w:r>
+              <w:rPr>
+                <w:rFonts w:ascii="Adani" w:hAnsi="Adani"/>
+                <w:b w:val="0"/>
+                <w:sz w:val="18"/>
+                <w:u w:val="none"/>
+              </w:rPr>
+              <w:t>8</w:t>
             </w:r>
           </w:p>
         </w:tc>
@@ -1071,7 +1497,7 @@
                 <w:sz w:val="18"/>
                 <w:u w:val="none"/>
               </w:rPr>
-              <w:t>6</w:t>
+              <w:t>9</w:t>
             </w:r>
           </w:p>
         </w:tc>
@@ -1099,7 +1525,7 @@
                 <w:sz w:val="18"/>
                 <w:u w:val="none"/>
               </w:rPr>
-              <w:t>WEST PEAK DATA CENTER PRIVATE LIMITED</w:t>
+              <w:t>SEED BIOCOAT PRIVATE LIMITED</w:t>
             </w:r>
           </w:p>
         </w:tc>
@@ -1127,7 +1553,7 @@
                 <w:sz w:val="18"/>
                 <w:u w:val="none"/>
               </w:rPr>
-              <w:t>Additional Director</w:t>
+              <w:t>Director</w:t>
             </w:r>
           </w:p>
         </w:tc>
@@ -1183,433 +1609,7 @@
                 <w:sz w:val="18"/>
                 <w:u w:val="none"/>
               </w:rPr>
-              <w:t>06/06/2024</w:t>
-            </w:r>
-          </w:p>
-        </w:tc>
-      </w:tr>
-      <w:tr>
-        <w:tc>
-          <w:tcPr>
-            <w:tcW w:type="dxa" w:w="680"/>
-            <w:shd w:val="clear" w:color="auto" w:fill="FFFFFF"/>
-            <w:tcBorders>
-              <w:top w:val="single" w:sz="4" w:space="0" w:color="000000"/>
-              <w:left w:val="single" w:sz="4" w:space="0" w:color="000000"/>
-              <w:bottom w:val="single" w:sz="4" w:space="0" w:color="000000"/>
-              <w:right w:val="single" w:sz="4" w:space="0" w:color="000000"/>
-            </w:tcBorders>
-            <w:vAlign w:val="center"/>
-          </w:tcPr>
-          <w:p>
-            <w:pPr>
-              <w:spacing w:before="40" w:after="40"/>
-              <w:jc w:val="left"/>
-            </w:pPr>
-            <w:r>
-              <w:rPr>
-                <w:rFonts w:ascii="Adani" w:hAnsi="Adani"/>
-                <w:b w:val="0"/>
-                <w:sz w:val="18"/>
-                <w:u w:val="none"/>
-              </w:rPr>
-              <w:t>7</w:t>
-            </w:r>
-          </w:p>
-        </w:tc>
-        <w:tc>
-          <w:tcPr>
-            <w:tcW w:type="dxa" w:w="3969"/>
-            <w:shd w:val="clear" w:color="auto" w:fill="FFFFFF"/>
-            <w:tcBorders>
-              <w:top w:val="single" w:sz="4" w:space="0" w:color="000000"/>
-              <w:left w:val="single" w:sz="4" w:space="0" w:color="000000"/>
-              <w:bottom w:val="single" w:sz="4" w:space="0" w:color="000000"/>
-              <w:right w:val="single" w:sz="4" w:space="0" w:color="000000"/>
-            </w:tcBorders>
-            <w:vAlign w:val="center"/>
-          </w:tcPr>
-          <w:p>
-            <w:pPr>
-              <w:spacing w:before="40" w:after="40"/>
-              <w:jc w:val="left"/>
-            </w:pPr>
-            <w:r>
-              <w:rPr>
-                <w:rFonts w:ascii="Adani" w:hAnsi="Adani"/>
-                <w:b w:val="0"/>
-                <w:sz w:val="18"/>
-                <w:u w:val="none"/>
-              </w:rPr>
-              <w:t>RG DATA CENTER PRIVATE LIMITED</w:t>
-            </w:r>
-          </w:p>
-        </w:tc>
-        <w:tc>
-          <w:tcPr>
-            <w:tcW w:type="dxa" w:w="1814"/>
-            <w:shd w:val="clear" w:color="auto" w:fill="FFFFFF"/>
-            <w:tcBorders>
-              <w:top w:val="single" w:sz="4" w:space="0" w:color="000000"/>
-              <w:left w:val="single" w:sz="4" w:space="0" w:color="000000"/>
-              <w:bottom w:val="single" w:sz="4" w:space="0" w:color="000000"/>
-              <w:right w:val="single" w:sz="4" w:space="0" w:color="000000"/>
-            </w:tcBorders>
-            <w:vAlign w:val="center"/>
-          </w:tcPr>
-          <w:p>
-            <w:pPr>
-              <w:spacing w:before="40" w:after="40"/>
-              <w:jc w:val="left"/>
-            </w:pPr>
-            <w:r>
-              <w:rPr>
-                <w:rFonts w:ascii="Adani" w:hAnsi="Adani"/>
-                <w:b w:val="0"/>
-                <w:sz w:val="18"/>
-                <w:u w:val="none"/>
-              </w:rPr>
-              <w:t>Additional Director</w:t>
-            </w:r>
-          </w:p>
-        </w:tc>
-        <w:tc>
-          <w:tcPr>
-            <w:tcW w:type="dxa" w:w="1020"/>
-            <w:shd w:val="clear" w:color="auto" w:fill="FFFFFF"/>
-            <w:tcBorders>
-              <w:top w:val="single" w:sz="4" w:space="0" w:color="000000"/>
-              <w:left w:val="single" w:sz="4" w:space="0" w:color="000000"/>
-              <w:bottom w:val="single" w:sz="4" w:space="0" w:color="000000"/>
-              <w:right w:val="single" w:sz="4" w:space="0" w:color="000000"/>
-            </w:tcBorders>
-            <w:vAlign w:val="center"/>
-          </w:tcPr>
-          <w:p>
-            <w:pPr>
-              <w:spacing w:before="40" w:after="40"/>
-              <w:jc w:val="left"/>
-            </w:pPr>
-            <w:r>
-              <w:rPr>
-                <w:rFonts w:ascii="Adani" w:hAnsi="Adani"/>
-                <w:b w:val="0"/>
-                <w:sz w:val="18"/>
-                <w:u w:val="none"/>
-              </w:rPr>
-              <w:t>NIL</w:t>
-            </w:r>
-          </w:p>
-        </w:tc>
-        <w:tc>
-          <w:tcPr>
-            <w:tcW w:type="dxa" w:w="1247"/>
-            <w:shd w:val="clear" w:color="auto" w:fill="FFFFFF"/>
-            <w:tcBorders>
-              <w:top w:val="single" w:sz="4" w:space="0" w:color="000000"/>
-              <w:left w:val="single" w:sz="4" w:space="0" w:color="000000"/>
-              <w:bottom w:val="single" w:sz="4" w:space="0" w:color="000000"/>
-              <w:right w:val="single" w:sz="4" w:space="0" w:color="000000"/>
-            </w:tcBorders>
-            <w:vAlign w:val="center"/>
-          </w:tcPr>
-          <w:p>
-            <w:pPr>
-              <w:spacing w:before="40" w:after="40"/>
-              <w:jc w:val="left"/>
-            </w:pPr>
-            <w:r>
-              <w:rPr>
-                <w:rFonts w:ascii="Adani" w:hAnsi="Adani"/>
-                <w:b w:val="0"/>
-                <w:sz w:val="18"/>
-                <w:u w:val="none"/>
-              </w:rPr>
-              <w:t>04/06/2024</w:t>
-            </w:r>
-          </w:p>
-        </w:tc>
-      </w:tr>
-      <w:tr>
-        <w:tc>
-          <w:tcPr>
-            <w:tcW w:type="dxa" w:w="680"/>
-            <w:shd w:val="clear" w:color="auto" w:fill="FFFFFF"/>
-            <w:tcBorders>
-              <w:top w:val="single" w:sz="4" w:space="0" w:color="000000"/>
-              <w:left w:val="single" w:sz="4" w:space="0" w:color="000000"/>
-              <w:bottom w:val="single" w:sz="4" w:space="0" w:color="000000"/>
-              <w:right w:val="single" w:sz="4" w:space="0" w:color="000000"/>
-            </w:tcBorders>
-            <w:vAlign w:val="center"/>
-          </w:tcPr>
-          <w:p>
-            <w:pPr>
-              <w:spacing w:before="40" w:after="40"/>
-              <w:jc w:val="left"/>
-            </w:pPr>
-            <w:r>
-              <w:rPr>
-                <w:rFonts w:ascii="Adani" w:hAnsi="Adani"/>
-                <w:b w:val="0"/>
-                <w:sz w:val="18"/>
-                <w:u w:val="none"/>
-              </w:rPr>
-              <w:t>8</w:t>
-            </w:r>
-          </w:p>
-        </w:tc>
-        <w:tc>
-          <w:tcPr>
-            <w:tcW w:type="dxa" w:w="3969"/>
-            <w:shd w:val="clear" w:color="auto" w:fill="FFFFFF"/>
-            <w:tcBorders>
-              <w:top w:val="single" w:sz="4" w:space="0" w:color="000000"/>
-              <w:left w:val="single" w:sz="4" w:space="0" w:color="000000"/>
-              <w:bottom w:val="single" w:sz="4" w:space="0" w:color="000000"/>
-              <w:right w:val="single" w:sz="4" w:space="0" w:color="000000"/>
-            </w:tcBorders>
-            <w:vAlign w:val="center"/>
-          </w:tcPr>
-          <w:p>
-            <w:pPr>
-              <w:spacing w:before="40" w:after="40"/>
-              <w:jc w:val="left"/>
-            </w:pPr>
-            <w:r>
-              <w:rPr>
-                <w:rFonts w:ascii="Adani" w:hAnsi="Adani"/>
-                <w:b w:val="0"/>
-                <w:sz w:val="18"/>
-                <w:u w:val="none"/>
-              </w:rPr>
-              <w:t>SEED BIOCOAT PRIVATE LIMITED</w:t>
-            </w:r>
-          </w:p>
-        </w:tc>
-        <w:tc>
-          <w:tcPr>
-            <w:tcW w:type="dxa" w:w="1814"/>
-            <w:shd w:val="clear" w:color="auto" w:fill="FFFFFF"/>
-            <w:tcBorders>
-              <w:top w:val="single" w:sz="4" w:space="0" w:color="000000"/>
-              <w:left w:val="single" w:sz="4" w:space="0" w:color="000000"/>
-              <w:bottom w:val="single" w:sz="4" w:space="0" w:color="000000"/>
-              <w:right w:val="single" w:sz="4" w:space="0" w:color="000000"/>
-            </w:tcBorders>
-            <w:vAlign w:val="center"/>
-          </w:tcPr>
-          <w:p>
-            <w:pPr>
-              <w:spacing w:before="40" w:after="40"/>
-              <w:jc w:val="left"/>
-            </w:pPr>
-            <w:r>
-              <w:rPr>
-                <w:rFonts w:ascii="Adani" w:hAnsi="Adani"/>
-                <w:b w:val="0"/>
-                <w:sz w:val="18"/>
-                <w:u w:val="none"/>
-              </w:rPr>
-              <w:t>Additional Director</w:t>
-            </w:r>
-          </w:p>
-        </w:tc>
-        <w:tc>
-          <w:tcPr>
-            <w:tcW w:type="dxa" w:w="1020"/>
-            <w:shd w:val="clear" w:color="auto" w:fill="FFFFFF"/>
-            <w:tcBorders>
-              <w:top w:val="single" w:sz="4" w:space="0" w:color="000000"/>
-              <w:left w:val="single" w:sz="4" w:space="0" w:color="000000"/>
-              <w:bottom w:val="single" w:sz="4" w:space="0" w:color="000000"/>
-              <w:right w:val="single" w:sz="4" w:space="0" w:color="000000"/>
-            </w:tcBorders>
-            <w:vAlign w:val="center"/>
-          </w:tcPr>
-          <w:p>
-            <w:pPr>
-              <w:spacing w:before="40" w:after="40"/>
-              <w:jc w:val="left"/>
-            </w:pPr>
-            <w:r>
-              <w:rPr>
-                <w:rFonts w:ascii="Adani" w:hAnsi="Adani"/>
-                <w:b w:val="0"/>
-                <w:sz w:val="18"/>
-                <w:u w:val="none"/>
-              </w:rPr>
-              <w:t>NIL</w:t>
-            </w:r>
-          </w:p>
-        </w:tc>
-        <w:tc>
-          <w:tcPr>
-            <w:tcW w:type="dxa" w:w="1247"/>
-            <w:shd w:val="clear" w:color="auto" w:fill="FFFFFF"/>
-            <w:tcBorders>
-              <w:top w:val="single" w:sz="4" w:space="0" w:color="000000"/>
-              <w:left w:val="single" w:sz="4" w:space="0" w:color="000000"/>
-              <w:bottom w:val="single" w:sz="4" w:space="0" w:color="000000"/>
-              <w:right w:val="single" w:sz="4" w:space="0" w:color="000000"/>
-            </w:tcBorders>
-            <w:vAlign w:val="center"/>
-          </w:tcPr>
-          <w:p>
-            <w:pPr>
-              <w:spacing w:before="40" w:after="40"/>
-              <w:jc w:val="left"/>
-            </w:pPr>
-            <w:r>
-              <w:rPr>
-                <w:rFonts w:ascii="Adani" w:hAnsi="Adani"/>
-                <w:b w:val="0"/>
-                <w:sz w:val="18"/>
-                <w:u w:val="none"/>
-              </w:rPr>
-              <w:t>08/05/2024</w:t>
-            </w:r>
-          </w:p>
-        </w:tc>
-      </w:tr>
-      <w:tr>
-        <w:tc>
-          <w:tcPr>
-            <w:tcW w:type="dxa" w:w="680"/>
-            <w:shd w:val="clear" w:color="auto" w:fill="FFFFFF"/>
-            <w:tcBorders>
-              <w:top w:val="single" w:sz="4" w:space="0" w:color="000000"/>
-              <w:left w:val="single" w:sz="4" w:space="0" w:color="000000"/>
-              <w:bottom w:val="single" w:sz="4" w:space="0" w:color="000000"/>
-              <w:right w:val="single" w:sz="4" w:space="0" w:color="000000"/>
-            </w:tcBorders>
-            <w:vAlign w:val="center"/>
-          </w:tcPr>
-          <w:p>
-            <w:pPr>
-              <w:spacing w:before="40" w:after="40"/>
-              <w:jc w:val="left"/>
-            </w:pPr>
-            <w:r>
-              <w:rPr>
-                <w:rFonts w:ascii="Adani" w:hAnsi="Adani"/>
-                <w:b w:val="0"/>
-                <w:sz w:val="18"/>
-                <w:u w:val="none"/>
-              </w:rPr>
-              <w:t>9</w:t>
-            </w:r>
-          </w:p>
-        </w:tc>
-        <w:tc>
-          <w:tcPr>
-            <w:tcW w:type="dxa" w:w="3969"/>
-            <w:shd w:val="clear" w:color="auto" w:fill="FFFFFF"/>
-            <w:tcBorders>
-              <w:top w:val="single" w:sz="4" w:space="0" w:color="000000"/>
-              <w:left w:val="single" w:sz="4" w:space="0" w:color="000000"/>
-              <w:bottom w:val="single" w:sz="4" w:space="0" w:color="000000"/>
-              <w:right w:val="single" w:sz="4" w:space="0" w:color="000000"/>
-            </w:tcBorders>
-            <w:vAlign w:val="center"/>
-          </w:tcPr>
-          <w:p>
-            <w:pPr>
-              <w:spacing w:before="40" w:after="40"/>
-              <w:jc w:val="left"/>
-            </w:pPr>
-            <w:r>
-              <w:rPr>
-                <w:rFonts w:ascii="Adani" w:hAnsi="Adani"/>
-                <w:b w:val="0"/>
-                <w:sz w:val="18"/>
-                <w:u w:val="none"/>
-              </w:rPr>
-              <w:t>SARWA PROJECTS PRIVATE LIMITED</w:t>
-            </w:r>
-          </w:p>
-        </w:tc>
-        <w:tc>
-          <w:tcPr>
-            <w:tcW w:type="dxa" w:w="1814"/>
-            <w:shd w:val="clear" w:color="auto" w:fill="FFFFFF"/>
-            <w:tcBorders>
-              <w:top w:val="single" w:sz="4" w:space="0" w:color="000000"/>
-              <w:left w:val="single" w:sz="4" w:space="0" w:color="000000"/>
-              <w:bottom w:val="single" w:sz="4" w:space="0" w:color="000000"/>
-              <w:right w:val="single" w:sz="4" w:space="0" w:color="000000"/>
-            </w:tcBorders>
-            <w:vAlign w:val="center"/>
-          </w:tcPr>
-          <w:p>
-            <w:pPr>
-              <w:spacing w:before="40" w:after="40"/>
-              <w:jc w:val="left"/>
-            </w:pPr>
-            <w:r>
-              <w:rPr>
-                <w:rFonts w:ascii="Adani" w:hAnsi="Adani"/>
-                <w:b w:val="0"/>
-                <w:sz w:val="18"/>
-                <w:u w:val="none"/>
-              </w:rPr>
-              <w:t>Additional Director</w:t>
-            </w:r>
-          </w:p>
-        </w:tc>
-        <w:tc>
-          <w:tcPr>
-            <w:tcW w:type="dxa" w:w="1020"/>
-            <w:shd w:val="clear" w:color="auto" w:fill="FFFFFF"/>
-            <w:tcBorders>
-              <w:top w:val="single" w:sz="4" w:space="0" w:color="000000"/>
-              <w:left w:val="single" w:sz="4" w:space="0" w:color="000000"/>
-              <w:bottom w:val="single" w:sz="4" w:space="0" w:color="000000"/>
-              <w:right w:val="single" w:sz="4" w:space="0" w:color="000000"/>
-            </w:tcBorders>
-            <w:vAlign w:val="center"/>
-          </w:tcPr>
-          <w:p>
-            <w:pPr>
-              <w:spacing w:before="40" w:after="40"/>
-              <w:jc w:val="left"/>
-            </w:pPr>
-            <w:r>
-              <w:rPr>
-                <w:rFonts w:ascii="Adani" w:hAnsi="Adani"/>
-                <w:b w:val="0"/>
-                <w:sz w:val="18"/>
-                <w:u w:val="none"/>
-              </w:rPr>
-              <w:t>NIL</w:t>
-            </w:r>
-          </w:p>
-        </w:tc>
-        <w:tc>
-          <w:tcPr>
-            <w:tcW w:type="dxa" w:w="1247"/>
-            <w:shd w:val="clear" w:color="auto" w:fill="FFFFFF"/>
-            <w:tcBorders>
-              <w:top w:val="single" w:sz="4" w:space="0" w:color="000000"/>
-              <w:left w:val="single" w:sz="4" w:space="0" w:color="000000"/>
-              <w:bottom w:val="single" w:sz="4" w:space="0" w:color="000000"/>
-              <w:right w:val="single" w:sz="4" w:space="0" w:color="000000"/>
-            </w:tcBorders>
-            <w:vAlign w:val="center"/>
-          </w:tcPr>
-          <w:p>
-            <w:pPr>
-              <w:spacing w:before="40" w:after="40"/>
-              <w:jc w:val="left"/>
-            </w:pPr>
-            <w:r>
-              <w:rPr>
-                <w:rFonts w:ascii="Adani" w:hAnsi="Adani"/>
-                <w:b w:val="0"/>
-                <w:sz w:val="18"/>
-                <w:u w:val="none"/>
-              </w:rPr>
-              <w:t>03/05/2024</w:t>
+              <w:t>30/09/2024</w:t>
             </w:r>
           </w:p>
         </w:tc>
@@ -1667,7 +1667,7 @@
                 <w:sz w:val="18"/>
                 <w:u w:val="none"/>
               </w:rPr>
-              <w:t>NIHITA GREEN ENERGY PRIVATE LIMITED</w:t>
+              <w:t>VIDIP REALTORS PRIVATE LIMITED</w:t>
             </w:r>
           </w:p>
         </w:tc>
@@ -1695,7 +1695,7 @@
                 <w:sz w:val="18"/>
                 <w:u w:val="none"/>
               </w:rPr>
-              <w:t>Additional Director</w:t>
+              <w:t>Director</w:t>
             </w:r>
           </w:p>
         </w:tc>
@@ -1751,7 +1751,7 @@
                 <w:sz w:val="18"/>
                 <w:u w:val="none"/>
               </w:rPr>
-              <w:t>30/04/2024</w:t>
+              <w:t>30/09/2024</w:t>
             </w:r>
           </w:p>
         </w:tc>
@@ -1782,290 +1782,6 @@
                 <w:u w:val="none"/>
               </w:rPr>
               <w:t>11</w:t>
-            </w:r>
-          </w:p>
-        </w:tc>
-        <w:tc>
-          <w:tcPr>
-            <w:tcW w:type="dxa" w:w="3969"/>
-            <w:shd w:val="clear" w:color="auto" w:fill="FFFFFF"/>
-            <w:tcBorders>
-              <w:top w:val="single" w:sz="4" w:space="0" w:color="000000"/>
-              <w:left w:val="single" w:sz="4" w:space="0" w:color="000000"/>
-              <w:bottom w:val="single" w:sz="4" w:space="0" w:color="000000"/>
-              <w:right w:val="single" w:sz="4" w:space="0" w:color="000000"/>
-            </w:tcBorders>
-            <w:vAlign w:val="center"/>
-          </w:tcPr>
-          <w:p>
-            <w:pPr>
-              <w:spacing w:before="40" w:after="40"/>
-              <w:jc w:val="left"/>
-            </w:pPr>
-            <w:r>
-              <w:rPr>
-                <w:rFonts w:ascii="Adani" w:hAnsi="Adani"/>
-                <w:b w:val="0"/>
-                <w:sz w:val="18"/>
-                <w:u w:val="none"/>
-              </w:rPr>
-              <w:t>VIDIP REALTORS PRIVATE LIMITED</w:t>
-            </w:r>
-          </w:p>
-        </w:tc>
-        <w:tc>
-          <w:tcPr>
-            <w:tcW w:type="dxa" w:w="1814"/>
-            <w:shd w:val="clear" w:color="auto" w:fill="FFFFFF"/>
-            <w:tcBorders>
-              <w:top w:val="single" w:sz="4" w:space="0" w:color="000000"/>
-              <w:left w:val="single" w:sz="4" w:space="0" w:color="000000"/>
-              <w:bottom w:val="single" w:sz="4" w:space="0" w:color="000000"/>
-              <w:right w:val="single" w:sz="4" w:space="0" w:color="000000"/>
-            </w:tcBorders>
-            <w:vAlign w:val="center"/>
-          </w:tcPr>
-          <w:p>
-            <w:pPr>
-              <w:spacing w:before="40" w:after="40"/>
-              <w:jc w:val="left"/>
-            </w:pPr>
-            <w:r>
-              <w:rPr>
-                <w:rFonts w:ascii="Adani" w:hAnsi="Adani"/>
-                <w:b w:val="0"/>
-                <w:sz w:val="18"/>
-                <w:u w:val="none"/>
-              </w:rPr>
-              <w:t>Additional Director</w:t>
-            </w:r>
-          </w:p>
-        </w:tc>
-        <w:tc>
-          <w:tcPr>
-            <w:tcW w:type="dxa" w:w="1020"/>
-            <w:shd w:val="clear" w:color="auto" w:fill="FFFFFF"/>
-            <w:tcBorders>
-              <w:top w:val="single" w:sz="4" w:space="0" w:color="000000"/>
-              <w:left w:val="single" w:sz="4" w:space="0" w:color="000000"/>
-              <w:bottom w:val="single" w:sz="4" w:space="0" w:color="000000"/>
-              <w:right w:val="single" w:sz="4" w:space="0" w:color="000000"/>
-            </w:tcBorders>
-            <w:vAlign w:val="center"/>
-          </w:tcPr>
-          <w:p>
-            <w:pPr>
-              <w:spacing w:before="40" w:after="40"/>
-              <w:jc w:val="left"/>
-            </w:pPr>
-            <w:r>
-              <w:rPr>
-                <w:rFonts w:ascii="Adani" w:hAnsi="Adani"/>
-                <w:b w:val="0"/>
-                <w:sz w:val="18"/>
-                <w:u w:val="none"/>
-              </w:rPr>
-              <w:t>NIL</w:t>
-            </w:r>
-          </w:p>
-        </w:tc>
-        <w:tc>
-          <w:tcPr>
-            <w:tcW w:type="dxa" w:w="1247"/>
-            <w:shd w:val="clear" w:color="auto" w:fill="FFFFFF"/>
-            <w:tcBorders>
-              <w:top w:val="single" w:sz="4" w:space="0" w:color="000000"/>
-              <w:left w:val="single" w:sz="4" w:space="0" w:color="000000"/>
-              <w:bottom w:val="single" w:sz="4" w:space="0" w:color="000000"/>
-              <w:right w:val="single" w:sz="4" w:space="0" w:color="000000"/>
-            </w:tcBorders>
-            <w:vAlign w:val="center"/>
-          </w:tcPr>
-          <w:p>
-            <w:pPr>
-              <w:spacing w:before="40" w:after="40"/>
-              <w:jc w:val="left"/>
-            </w:pPr>
-            <w:r>
-              <w:rPr>
-                <w:rFonts w:ascii="Adani" w:hAnsi="Adani"/>
-                <w:b w:val="0"/>
-                <w:sz w:val="18"/>
-                <w:u w:val="none"/>
-              </w:rPr>
-              <w:t>30/04/2024</w:t>
-            </w:r>
-          </w:p>
-        </w:tc>
-      </w:tr>
-      <w:tr>
-        <w:tc>
-          <w:tcPr>
-            <w:tcW w:type="dxa" w:w="680"/>
-            <w:shd w:val="clear" w:color="auto" w:fill="FFFFFF"/>
-            <w:tcBorders>
-              <w:top w:val="single" w:sz="4" w:space="0" w:color="000000"/>
-              <w:left w:val="single" w:sz="4" w:space="0" w:color="000000"/>
-              <w:bottom w:val="single" w:sz="4" w:space="0" w:color="000000"/>
-              <w:right w:val="single" w:sz="4" w:space="0" w:color="000000"/>
-            </w:tcBorders>
-            <w:vAlign w:val="center"/>
-          </w:tcPr>
-          <w:p>
-            <w:pPr>
-              <w:spacing w:before="40" w:after="40"/>
-              <w:jc w:val="left"/>
-            </w:pPr>
-            <w:r>
-              <w:rPr>
-                <w:rFonts w:ascii="Adani" w:hAnsi="Adani"/>
-                <w:b w:val="0"/>
-                <w:sz w:val="18"/>
-                <w:u w:val="none"/>
-              </w:rPr>
-              <w:t>12</w:t>
-            </w:r>
-          </w:p>
-        </w:tc>
-        <w:tc>
-          <w:tcPr>
-            <w:tcW w:type="dxa" w:w="3969"/>
-            <w:shd w:val="clear" w:color="auto" w:fill="FFFFFF"/>
-            <w:tcBorders>
-              <w:top w:val="single" w:sz="4" w:space="0" w:color="000000"/>
-              <w:left w:val="single" w:sz="4" w:space="0" w:color="000000"/>
-              <w:bottom w:val="single" w:sz="4" w:space="0" w:color="000000"/>
-              <w:right w:val="single" w:sz="4" w:space="0" w:color="000000"/>
-            </w:tcBorders>
-            <w:vAlign w:val="center"/>
-          </w:tcPr>
-          <w:p>
-            <w:pPr>
-              <w:spacing w:before="40" w:after="40"/>
-              <w:jc w:val="left"/>
-            </w:pPr>
-            <w:r>
-              <w:rPr>
-                <w:rFonts w:ascii="Adani" w:hAnsi="Adani"/>
-                <w:b w:val="0"/>
-                <w:sz w:val="18"/>
-                <w:u w:val="none"/>
-              </w:rPr>
-              <w:t>NIHITA GREEN ENERGY PRIVATE LIMITED</w:t>
-            </w:r>
-          </w:p>
-        </w:tc>
-        <w:tc>
-          <w:tcPr>
-            <w:tcW w:type="dxa" w:w="1814"/>
-            <w:shd w:val="clear" w:color="auto" w:fill="FFFFFF"/>
-            <w:tcBorders>
-              <w:top w:val="single" w:sz="4" w:space="0" w:color="000000"/>
-              <w:left w:val="single" w:sz="4" w:space="0" w:color="000000"/>
-              <w:bottom w:val="single" w:sz="4" w:space="0" w:color="000000"/>
-              <w:right w:val="single" w:sz="4" w:space="0" w:color="000000"/>
-            </w:tcBorders>
-            <w:vAlign w:val="center"/>
-          </w:tcPr>
-          <w:p>
-            <w:pPr>
-              <w:spacing w:before="40" w:after="40"/>
-              <w:jc w:val="left"/>
-            </w:pPr>
-            <w:r>
-              <w:rPr>
-                <w:rFonts w:ascii="Adani" w:hAnsi="Adani"/>
-                <w:b w:val="0"/>
-                <w:sz w:val="18"/>
-                <w:u w:val="none"/>
-              </w:rPr>
-              <w:t>Additional Director</w:t>
-            </w:r>
-          </w:p>
-        </w:tc>
-        <w:tc>
-          <w:tcPr>
-            <w:tcW w:type="dxa" w:w="1020"/>
-            <w:shd w:val="clear" w:color="auto" w:fill="FFFFFF"/>
-            <w:tcBorders>
-              <w:top w:val="single" w:sz="4" w:space="0" w:color="000000"/>
-              <w:left w:val="single" w:sz="4" w:space="0" w:color="000000"/>
-              <w:bottom w:val="single" w:sz="4" w:space="0" w:color="000000"/>
-              <w:right w:val="single" w:sz="4" w:space="0" w:color="000000"/>
-            </w:tcBorders>
-            <w:vAlign w:val="center"/>
-          </w:tcPr>
-          <w:p>
-            <w:pPr>
-              <w:spacing w:before="40" w:after="40"/>
-              <w:jc w:val="left"/>
-            </w:pPr>
-            <w:r>
-              <w:rPr>
-                <w:rFonts w:ascii="Adani" w:hAnsi="Adani"/>
-                <w:b w:val="0"/>
-                <w:sz w:val="18"/>
-                <w:u w:val="none"/>
-              </w:rPr>
-              <w:t>NIL</w:t>
-            </w:r>
-          </w:p>
-        </w:tc>
-        <w:tc>
-          <w:tcPr>
-            <w:tcW w:type="dxa" w:w="1247"/>
-            <w:shd w:val="clear" w:color="auto" w:fill="FFFFFF"/>
-            <w:tcBorders>
-              <w:top w:val="single" w:sz="4" w:space="0" w:color="000000"/>
-              <w:left w:val="single" w:sz="4" w:space="0" w:color="000000"/>
-              <w:bottom w:val="single" w:sz="4" w:space="0" w:color="000000"/>
-              <w:right w:val="single" w:sz="4" w:space="0" w:color="000000"/>
-            </w:tcBorders>
-            <w:vAlign w:val="center"/>
-          </w:tcPr>
-          <w:p>
-            <w:pPr>
-              <w:spacing w:before="40" w:after="40"/>
-              <w:jc w:val="left"/>
-            </w:pPr>
-            <w:r>
-              <w:rPr>
-                <w:rFonts w:ascii="Adani" w:hAnsi="Adani"/>
-                <w:b w:val="0"/>
-                <w:sz w:val="18"/>
-                <w:u w:val="none"/>
-              </w:rPr>
-              <w:t>30/04/2024</w:t>
-            </w:r>
-          </w:p>
-        </w:tc>
-      </w:tr>
-      <w:tr>
-        <w:tc>
-          <w:tcPr>
-            <w:tcW w:type="dxa" w:w="680"/>
-            <w:shd w:val="clear" w:color="auto" w:fill="FFFFFF"/>
-            <w:tcBorders>
-              <w:top w:val="single" w:sz="4" w:space="0" w:color="000000"/>
-              <w:left w:val="single" w:sz="4" w:space="0" w:color="000000"/>
-              <w:bottom w:val="single" w:sz="4" w:space="0" w:color="000000"/>
-              <w:right w:val="single" w:sz="4" w:space="0" w:color="000000"/>
-            </w:tcBorders>
-            <w:vAlign w:val="center"/>
-          </w:tcPr>
-          <w:p>
-            <w:pPr>
-              <w:spacing w:before="40" w:after="40"/>
-              <w:jc w:val="left"/>
-            </w:pPr>
-            <w:r>
-              <w:rPr>
-                <w:rFonts w:ascii="Adani" w:hAnsi="Adani"/>
-                <w:b w:val="0"/>
-                <w:sz w:val="18"/>
-                <w:u w:val="none"/>
-              </w:rPr>
-              <w:t>13</w:t>
             </w:r>
           </w:p>
         </w:tc>
@@ -2414,7 +2130,7 @@
                 <w:sz w:val="18"/>
                 <w:u w:val="none"/>
               </w:rPr>
-              <w:t>Date:   27th May, 2026</w:t>
+              <w:t>Date:   09th June, 2026</w:t>
             </w:r>
           </w:p>
         </w:tc>
@@ -3451,7 +3167,7 @@
                 <w:sz w:val="18"/>
                 <w:u w:val="none"/>
               </w:rPr>
-              <w:t>Date:   27th May, 2026</w:t>
+              <w:t>Date:   09th June, 2026</w:t>
             </w:r>
           </w:p>
         </w:tc>
@@ -3612,7 +3328,7 @@
           <w:sz w:val="20"/>
           <w:u w:val="none"/>
         </w:rPr>
-        <w:t>27th May, 2026</w:t>
+        <w:t>09th June, 2026</w:t>
       </w:r>
     </w:p>
     <w:p>
@@ -3657,6 +3373,36 @@
           <w:sz w:val="20"/>
           <w:u w:val="none"/>
         </w:rPr>
+        <w:t>PILLSTRONG INFRA PRIVATE LIMITED</w:t>
+      </w:r>
+    </w:p>
+    <w:p>
+      <w:pPr>
+        <w:spacing w:before="0" w:after="20"/>
+        <w:jc w:val="left"/>
+      </w:pPr>
+      <w:r>
+        <w:rPr>
+          <w:rFonts w:ascii="Adani" w:hAnsi="Adani"/>
+          <w:b/>
+          <w:sz w:val="20"/>
+          <w:u w:val="none"/>
+        </w:rPr>
+        <w:t>RG DATA CENTER PRIVATE LIMITED</w:t>
+      </w:r>
+    </w:p>
+    <w:p>
+      <w:pPr>
+        <w:spacing w:before="0" w:after="20"/>
+        <w:jc w:val="left"/>
+      </w:pPr>
+      <w:r>
+        <w:rPr>
+          <w:rFonts w:ascii="Adani" w:hAnsi="Adani"/>
+          <w:b/>
+          <w:sz w:val="20"/>
+          <w:u w:val="none"/>
+        </w:rPr>
         <w:t>BEAMX INFRA PRIVATE LIMITED</w:t>
       </w:r>
     </w:p>
@@ -3687,7 +3433,37 @@
           <w:sz w:val="20"/>
           <w:u w:val="none"/>
         </w:rPr>
-        <w:t>PILLSTRONG INFRA PRIVATE LIMITED</w:t>
+        <w:t>NIHITA GREEN ENERGY PRIVATE LIMITED</w:t>
+      </w:r>
+    </w:p>
+    <w:p>
+      <w:pPr>
+        <w:spacing w:before="0" w:after="20"/>
+        <w:jc w:val="left"/>
+      </w:pPr>
+      <w:r>
+        <w:rPr>
+          <w:rFonts w:ascii="Adani" w:hAnsi="Adani"/>
+          <w:b/>
+          <w:sz w:val="20"/>
+          <w:u w:val="none"/>
+        </w:rPr>
+        <w:t>WEST PEAK DATA CENTER PRIVATE LIMITED</w:t>
+      </w:r>
+    </w:p>
+    <w:p>
+      <w:pPr>
+        <w:spacing w:before="0" w:after="20"/>
+        <w:jc w:val="left"/>
+      </w:pPr>
+      <w:r>
+        <w:rPr>
+          <w:rFonts w:ascii="Adani" w:hAnsi="Adani"/>
+          <w:b/>
+          <w:sz w:val="20"/>
+          <w:u w:val="none"/>
+        </w:rPr>
+        <w:t>SARWA PROJECTS PRIVATE LIMITED</w:t>
       </w:r>
     </w:p>
     <w:p>
@@ -3717,67 +3493,7 @@
           <w:sz w:val="20"/>
           <w:u w:val="none"/>
         </w:rPr>
-        <w:t>WEST PEAK DATA CENTER PRIVATE LIMITED</w:t>
-      </w:r>
-    </w:p>
-    <w:p>
-      <w:pPr>
-        <w:spacing w:before="0" w:after="20"/>
-        <w:jc w:val="left"/>
-      </w:pPr>
-      <w:r>
-        <w:rPr>
-          <w:rFonts w:ascii="Adani" w:hAnsi="Adani"/>
-          <w:b/>
-          <w:sz w:val="20"/>
-          <w:u w:val="none"/>
-        </w:rPr>
-        <w:t>RG DATA CENTER PRIVATE LIMITED</w:t>
-      </w:r>
-    </w:p>
-    <w:p>
-      <w:pPr>
-        <w:spacing w:before="0" w:after="20"/>
-        <w:jc w:val="left"/>
-      </w:pPr>
-      <w:r>
-        <w:rPr>
-          <w:rFonts w:ascii="Adani" w:hAnsi="Adani"/>
-          <w:b/>
-          <w:sz w:val="20"/>
-          <w:u w:val="none"/>
-        </w:rPr>
         <w:t>SEED BIOCOAT PRIVATE LIMITED</w:t>
-      </w:r>
-    </w:p>
-    <w:p>
-      <w:pPr>
-        <w:spacing w:before="0" w:after="20"/>
-        <w:jc w:val="left"/>
-      </w:pPr>
-      <w:r>
-        <w:rPr>
-          <w:rFonts w:ascii="Adani" w:hAnsi="Adani"/>
-          <w:b/>
-          <w:sz w:val="20"/>
-          <w:u w:val="none"/>
-        </w:rPr>
-        <w:t>SARWA PROJECTS PRIVATE LIMITED</w:t>
-      </w:r>
-    </w:p>
-    <w:p>
-      <w:pPr>
-        <w:spacing w:before="0" w:after="20"/>
-        <w:jc w:val="left"/>
-      </w:pPr>
-      <w:r>
-        <w:rPr>
-          <w:rFonts w:ascii="Adani" w:hAnsi="Adani"/>
-          <w:b/>
-          <w:sz w:val="20"/>
-          <w:u w:val="none"/>
-        </w:rPr>
-        <w:t>NIHITA GREEN ENERGY PRIVATE LIMITED</w:t>
       </w:r>
     </w:p>
     <w:p>
@@ -3918,6 +3634,36 @@
           <w:sz w:val="20"/>
           <w:u w:val="none"/>
         </w:rPr>
+        <w:t>PILLSTRONG INFRA PRIVATE LIMITED</w:t>
+      </w:r>
+    </w:p>
+    <w:p>
+      <w:pPr>
+        <w:spacing w:before="0" w:after="20"/>
+        <w:jc w:val="left"/>
+      </w:pPr>
+      <w:r>
+        <w:rPr>
+          <w:rFonts w:ascii="Adani" w:hAnsi="Adani"/>
+          <w:b w:val="0"/>
+          <w:sz w:val="20"/>
+          <w:u w:val="none"/>
+        </w:rPr>
+        <w:t>RG DATA CENTER PRIVATE LIMITED</w:t>
+      </w:r>
+    </w:p>
+    <w:p>
+      <w:pPr>
+        <w:spacing w:before="0" w:after="20"/>
+        <w:jc w:val="left"/>
+      </w:pPr>
+      <w:r>
+        <w:rPr>
+          <w:rFonts w:ascii="Adani" w:hAnsi="Adani"/>
+          <w:b w:val="0"/>
+          <w:sz w:val="20"/>
+          <w:u w:val="none"/>
+        </w:rPr>
         <w:t>BEAMX INFRA PRIVATE LIMITED</w:t>
       </w:r>
     </w:p>
@@ -3948,7 +3694,37 @@
           <w:sz w:val="20"/>
           <w:u w:val="none"/>
         </w:rPr>
-        <w:t>PILLSTRONG INFRA PRIVATE LIMITED</w:t>
+        <w:t>NIHITA GREEN ENERGY PRIVATE LIMITED</w:t>
+      </w:r>
+    </w:p>
+    <w:p>
+      <w:pPr>
+        <w:spacing w:before="0" w:after="20"/>
+        <w:jc w:val="left"/>
+      </w:pPr>
+      <w:r>
+        <w:rPr>
+          <w:rFonts w:ascii="Adani" w:hAnsi="Adani"/>
+          <w:b w:val="0"/>
+          <w:sz w:val="20"/>
+          <w:u w:val="none"/>
+        </w:rPr>
+        <w:t>WEST PEAK DATA CENTER PRIVATE LIMITED</w:t>
+      </w:r>
+    </w:p>
+    <w:p>
+      <w:pPr>
+        <w:spacing w:before="0" w:after="20"/>
+        <w:jc w:val="left"/>
+      </w:pPr>
+      <w:r>
+        <w:rPr>
+          <w:rFonts w:ascii="Adani" w:hAnsi="Adani"/>
+          <w:b w:val="0"/>
+          <w:sz w:val="20"/>
+          <w:u w:val="none"/>
+        </w:rPr>
+        <w:t>SARWA PROJECTS PRIVATE LIMITED</w:t>
       </w:r>
     </w:p>
     <w:p>
@@ -3978,67 +3754,7 @@
           <w:sz w:val="20"/>
           <w:u w:val="none"/>
         </w:rPr>
-        <w:t>WEST PEAK DATA CENTER PRIVATE LIMITED</w:t>
-      </w:r>
-    </w:p>
-    <w:p>
-      <w:pPr>
-        <w:spacing w:before="0" w:after="20"/>
-        <w:jc w:val="left"/>
-      </w:pPr>
-      <w:r>
-        <w:rPr>
-          <w:rFonts w:ascii="Adani" w:hAnsi="Adani"/>
-          <w:b w:val="0"/>
-          <w:sz w:val="20"/>
-          <w:u w:val="none"/>
-        </w:rPr>
-        <w:t>RG DATA CENTER PRIVATE LIMITED</w:t>
-      </w:r>
-    </w:p>
-    <w:p>
-      <w:pPr>
-        <w:spacing w:before="0" w:after="20"/>
-        <w:jc w:val="left"/>
-      </w:pPr>
-      <w:r>
-        <w:rPr>
-          <w:rFonts w:ascii="Adani" w:hAnsi="Adani"/>
-          <w:b w:val="0"/>
-          <w:sz w:val="20"/>
-          <w:u w:val="none"/>
-        </w:rPr>
         <w:t>SEED BIOCOAT PRIVATE LIMITED</w:t>
-      </w:r>
-    </w:p>
-    <w:p>
-      <w:pPr>
-        <w:spacing w:before="0" w:after="20"/>
-        <w:jc w:val="left"/>
-      </w:pPr>
-      <w:r>
-        <w:rPr>
-          <w:rFonts w:ascii="Adani" w:hAnsi="Adani"/>
-          <w:b w:val="0"/>
-          <w:sz w:val="20"/>
-          <w:u w:val="none"/>
-        </w:rPr>
-        <w:t>SARWA PROJECTS PRIVATE LIMITED</w:t>
-      </w:r>
-    </w:p>
-    <w:p>
-      <w:pPr>
-        <w:spacing w:before="0" w:after="20"/>
-        <w:jc w:val="left"/>
-      </w:pPr>
-      <w:r>
-        <w:rPr>
-          <w:rFonts w:ascii="Adani" w:hAnsi="Adani"/>
-          <w:b w:val="0"/>
-          <w:sz w:val="20"/>
-          <w:u w:val="none"/>
-        </w:rPr>
-        <w:t>NIHITA GREEN ENERGY PRIVATE LIMITED</w:t>
       </w:r>
     </w:p>
     <w:p>
@@ -4826,7 +4542,7 @@
                 <w:sz w:val="18"/>
                 <w:u w:val="none"/>
               </w:rPr>
-              <w:t>13</w:t>
+              <w:t>11</w:t>
             </w:r>
           </w:p>
         </w:tc>
@@ -4970,6 +4686,234 @@
                 <w:u w:val="none"/>
               </w:rPr>
               <w:t>Appointment Date</w:t>
+            </w:r>
+          </w:p>
+        </w:tc>
+      </w:tr>
+      <w:tr>
+        <w:tc>
+          <w:tcPr>
+            <w:tcW w:type="dxa" w:w="2268"/>
+            <w:shd w:val="clear" w:color="auto" w:fill="FFFFFF"/>
+            <w:tcBorders>
+              <w:top w:val="single" w:sz="4" w:space="0" w:color="000000"/>
+              <w:left w:val="single" w:sz="4" w:space="0" w:color="000000"/>
+              <w:bottom w:val="single" w:sz="4" w:space="0" w:color="000000"/>
+              <w:right w:val="single" w:sz="4" w:space="0" w:color="000000"/>
+            </w:tcBorders>
+            <w:vAlign w:val="center"/>
+          </w:tcPr>
+          <w:p>
+            <w:pPr>
+              <w:spacing w:before="40" w:after="40"/>
+              <w:jc w:val="left"/>
+            </w:pPr>
+            <w:r>
+              <w:rPr>
+                <w:rFonts w:ascii="Adani" w:hAnsi="Adani"/>
+                <w:b w:val="0"/>
+                <w:sz w:val="18"/>
+                <w:u w:val="none"/>
+              </w:rPr>
+              <w:t>U68200GJ2024PTC173502</w:t>
+            </w:r>
+          </w:p>
+        </w:tc>
+        <w:tc>
+          <w:tcPr>
+            <w:tcW w:type="dxa" w:w="4252"/>
+            <w:shd w:val="clear" w:color="auto" w:fill="FFFFFF"/>
+            <w:tcBorders>
+              <w:top w:val="single" w:sz="4" w:space="0" w:color="000000"/>
+              <w:left w:val="single" w:sz="4" w:space="0" w:color="000000"/>
+              <w:bottom w:val="single" w:sz="4" w:space="0" w:color="000000"/>
+              <w:right w:val="single" w:sz="4" w:space="0" w:color="000000"/>
+            </w:tcBorders>
+            <w:vAlign w:val="center"/>
+          </w:tcPr>
+          <w:p>
+            <w:pPr>
+              <w:spacing w:before="40" w:after="40"/>
+              <w:jc w:val="left"/>
+            </w:pPr>
+            <w:r>
+              <w:rPr>
+                <w:rFonts w:ascii="Adani" w:hAnsi="Adani"/>
+                <w:b w:val="0"/>
+                <w:sz w:val="18"/>
+                <w:u w:val="none"/>
+              </w:rPr>
+              <w:t>PILLSTRONG INFRA PRIVATE LIMITED</w:t>
+            </w:r>
+          </w:p>
+        </w:tc>
+        <w:tc>
+          <w:tcPr>
+            <w:tcW w:type="dxa" w:w="1587"/>
+            <w:shd w:val="clear" w:color="auto" w:fill="FFFFFF"/>
+            <w:tcBorders>
+              <w:top w:val="single" w:sz="4" w:space="0" w:color="000000"/>
+              <w:left w:val="single" w:sz="4" w:space="0" w:color="000000"/>
+              <w:bottom w:val="single" w:sz="4" w:space="0" w:color="000000"/>
+              <w:right w:val="single" w:sz="4" w:space="0" w:color="000000"/>
+            </w:tcBorders>
+            <w:vAlign w:val="center"/>
+          </w:tcPr>
+          <w:p>
+            <w:pPr>
+              <w:spacing w:before="40" w:after="40"/>
+              <w:jc w:val="left"/>
+            </w:pPr>
+            <w:r>
+              <w:rPr>
+                <w:rFonts w:ascii="Adani" w:hAnsi="Adani"/>
+                <w:b w:val="0"/>
+                <w:sz w:val="18"/>
+                <w:u w:val="none"/>
+              </w:rPr>
+              <w:t>Director</w:t>
+            </w:r>
+          </w:p>
+        </w:tc>
+        <w:tc>
+          <w:tcPr>
+            <w:tcW w:type="dxa" w:w="1304"/>
+            <w:shd w:val="clear" w:color="auto" w:fill="FFFFFF"/>
+            <w:tcBorders>
+              <w:top w:val="single" w:sz="4" w:space="0" w:color="000000"/>
+              <w:left w:val="single" w:sz="4" w:space="0" w:color="000000"/>
+              <w:bottom w:val="single" w:sz="4" w:space="0" w:color="000000"/>
+              <w:right w:val="single" w:sz="4" w:space="0" w:color="000000"/>
+            </w:tcBorders>
+            <w:vAlign w:val="center"/>
+          </w:tcPr>
+          <w:p>
+            <w:pPr>
+              <w:spacing w:before="40" w:after="40"/>
+              <w:jc w:val="left"/>
+            </w:pPr>
+            <w:r>
+              <w:rPr>
+                <w:rFonts w:ascii="Adani" w:hAnsi="Adani"/>
+                <w:b w:val="0"/>
+                <w:sz w:val="18"/>
+                <w:u w:val="none"/>
+              </w:rPr>
+              <w:t>19/06/2025</w:t>
+            </w:r>
+          </w:p>
+        </w:tc>
+      </w:tr>
+      <w:tr>
+        <w:tc>
+          <w:tcPr>
+            <w:tcW w:type="dxa" w:w="2268"/>
+            <w:shd w:val="clear" w:color="auto" w:fill="FFFFFF"/>
+            <w:tcBorders>
+              <w:top w:val="single" w:sz="4" w:space="0" w:color="000000"/>
+              <w:left w:val="single" w:sz="4" w:space="0" w:color="000000"/>
+              <w:bottom w:val="single" w:sz="4" w:space="0" w:color="000000"/>
+              <w:right w:val="single" w:sz="4" w:space="0" w:color="000000"/>
+            </w:tcBorders>
+            <w:vAlign w:val="center"/>
+          </w:tcPr>
+          <w:p>
+            <w:pPr>
+              <w:spacing w:before="40" w:after="40"/>
+              <w:jc w:val="left"/>
+            </w:pPr>
+            <w:r>
+              <w:rPr>
+                <w:rFonts w:ascii="Adani" w:hAnsi="Adani"/>
+                <w:b w:val="0"/>
+                <w:sz w:val="18"/>
+                <w:u w:val="none"/>
+              </w:rPr>
+              <w:t>U68100GJ2023PTC173497</w:t>
+            </w:r>
+          </w:p>
+        </w:tc>
+        <w:tc>
+          <w:tcPr>
+            <w:tcW w:type="dxa" w:w="4252"/>
+            <w:shd w:val="clear" w:color="auto" w:fill="FFFFFF"/>
+            <w:tcBorders>
+              <w:top w:val="single" w:sz="4" w:space="0" w:color="000000"/>
+              <w:left w:val="single" w:sz="4" w:space="0" w:color="000000"/>
+              <w:bottom w:val="single" w:sz="4" w:space="0" w:color="000000"/>
+              <w:right w:val="single" w:sz="4" w:space="0" w:color="000000"/>
+            </w:tcBorders>
+            <w:vAlign w:val="center"/>
+          </w:tcPr>
+          <w:p>
+            <w:pPr>
+              <w:spacing w:before="40" w:after="40"/>
+              <w:jc w:val="left"/>
+            </w:pPr>
+            <w:r>
+              <w:rPr>
+                <w:rFonts w:ascii="Adani" w:hAnsi="Adani"/>
+                <w:b w:val="0"/>
+                <w:sz w:val="18"/>
+                <w:u w:val="none"/>
+              </w:rPr>
+              <w:t>RG DATA CENTER PRIVATE LIMITED</w:t>
+            </w:r>
+          </w:p>
+        </w:tc>
+        <w:tc>
+          <w:tcPr>
+            <w:tcW w:type="dxa" w:w="1587"/>
+            <w:shd w:val="clear" w:color="auto" w:fill="FFFFFF"/>
+            <w:tcBorders>
+              <w:top w:val="single" w:sz="4" w:space="0" w:color="000000"/>
+              <w:left w:val="single" w:sz="4" w:space="0" w:color="000000"/>
+              <w:bottom w:val="single" w:sz="4" w:space="0" w:color="000000"/>
+              <w:right w:val="single" w:sz="4" w:space="0" w:color="000000"/>
+            </w:tcBorders>
+            <w:vAlign w:val="center"/>
+          </w:tcPr>
+          <w:p>
+            <w:pPr>
+              <w:spacing w:before="40" w:after="40"/>
+              <w:jc w:val="left"/>
+            </w:pPr>
+            <w:r>
+              <w:rPr>
+                <w:rFonts w:ascii="Adani" w:hAnsi="Adani"/>
+                <w:b w:val="0"/>
+                <w:sz w:val="18"/>
+                <w:u w:val="none"/>
+              </w:rPr>
+              <w:t>Director</w:t>
+            </w:r>
+          </w:p>
+        </w:tc>
+        <w:tc>
+          <w:tcPr>
+            <w:tcW w:type="dxa" w:w="1304"/>
+            <w:shd w:val="clear" w:color="auto" w:fill="FFFFFF"/>
+            <w:tcBorders>
+              <w:top w:val="single" w:sz="4" w:space="0" w:color="000000"/>
+              <w:left w:val="single" w:sz="4" w:space="0" w:color="000000"/>
+              <w:bottom w:val="single" w:sz="4" w:space="0" w:color="000000"/>
+              <w:right w:val="single" w:sz="4" w:space="0" w:color="000000"/>
+            </w:tcBorders>
+            <w:vAlign w:val="center"/>
+          </w:tcPr>
+          <w:p>
+            <w:pPr>
+              <w:spacing w:before="40" w:after="40"/>
+              <w:jc w:val="left"/>
+            </w:pPr>
+            <w:r>
+              <w:rPr>
+                <w:rFonts w:ascii="Adani" w:hAnsi="Adani"/>
+                <w:b w:val="0"/>
+                <w:sz w:val="18"/>
+                <w:u w:val="none"/>
+              </w:rPr>
+              <w:t>30/11/2024</w:t>
             </w:r>
           </w:p>
         </w:tc>
@@ -5227,7 +5171,7 @@
                 <w:sz w:val="18"/>
                 <w:u w:val="none"/>
               </w:rPr>
-              <w:t>U68200PN2024PTC228421</w:t>
+              <w:t>U68100GJ2023PTC173504</w:t>
             </w:r>
           </w:p>
         </w:tc>
@@ -5255,7 +5199,7 @@
                 <w:sz w:val="18"/>
                 <w:u w:val="none"/>
               </w:rPr>
-              <w:t>PILLSTRONG INFRA PRIVATE LIMITED</w:t>
+              <w:t>NIHITA GREEN ENERGY PRIVATE LIMITED</w:t>
             </w:r>
           </w:p>
         </w:tc>
@@ -5283,7 +5227,7 @@
                 <w:sz w:val="18"/>
                 <w:u w:val="none"/>
               </w:rPr>
-              <w:t>Additional Director</w:t>
+              <w:t>Director</w:t>
             </w:r>
           </w:p>
         </w:tc>
@@ -5311,7 +5255,7 @@
                 <w:sz w:val="18"/>
                 <w:u w:val="none"/>
               </w:rPr>
-              <w:t>07/11/2024</w:t>
+              <w:t>30/11/2024</w:t>
             </w:r>
           </w:p>
         </w:tc>
@@ -5341,7 +5285,7 @@
                 <w:sz w:val="18"/>
                 <w:u w:val="none"/>
               </w:rPr>
-              <w:t>U68200GJ2024PTC173502</w:t>
+              <w:t>U68200GJ2023PTC173498</w:t>
             </w:r>
           </w:p>
         </w:tc>
@@ -5369,7 +5313,7 @@
                 <w:sz w:val="18"/>
                 <w:u w:val="none"/>
               </w:rPr>
-              <w:t>PILLSTRONG INFRA PRIVATE LIMITED</w:t>
+              <w:t>WEST PEAK DATA CENTER PRIVATE LIMITED</w:t>
             </w:r>
           </w:p>
         </w:tc>
@@ -5397,7 +5341,7 @@
                 <w:sz w:val="18"/>
                 <w:u w:val="none"/>
               </w:rPr>
-              <w:t>Additional Director</w:t>
+              <w:t>Director</w:t>
             </w:r>
           </w:p>
         </w:tc>
@@ -5425,7 +5369,121 @@
                 <w:sz w:val="18"/>
                 <w:u w:val="none"/>
               </w:rPr>
-              <w:t>07/11/2024</w:t>
+              <w:t>30/11/2024</w:t>
+            </w:r>
+          </w:p>
+        </w:tc>
+      </w:tr>
+      <w:tr>
+        <w:tc>
+          <w:tcPr>
+            <w:tcW w:type="dxa" w:w="2268"/>
+            <w:shd w:val="clear" w:color="auto" w:fill="FFFFFF"/>
+            <w:tcBorders>
+              <w:top w:val="single" w:sz="4" w:space="0" w:color="000000"/>
+              <w:left w:val="single" w:sz="4" w:space="0" w:color="000000"/>
+              <w:bottom w:val="single" w:sz="4" w:space="0" w:color="000000"/>
+              <w:right w:val="single" w:sz="4" w:space="0" w:color="000000"/>
+            </w:tcBorders>
+            <w:vAlign w:val="center"/>
+          </w:tcPr>
+          <w:p>
+            <w:pPr>
+              <w:spacing w:before="40" w:after="40"/>
+              <w:jc w:val="left"/>
+            </w:pPr>
+            <w:r>
+              <w:rPr>
+                <w:rFonts w:ascii="Adani" w:hAnsi="Adani"/>
+                <w:b w:val="0"/>
+                <w:sz w:val="18"/>
+                <w:u w:val="none"/>
+              </w:rPr>
+              <w:t>U43900GJ2023PTC173505</w:t>
+            </w:r>
+          </w:p>
+        </w:tc>
+        <w:tc>
+          <w:tcPr>
+            <w:tcW w:type="dxa" w:w="4252"/>
+            <w:shd w:val="clear" w:color="auto" w:fill="FFFFFF"/>
+            <w:tcBorders>
+              <w:top w:val="single" w:sz="4" w:space="0" w:color="000000"/>
+              <w:left w:val="single" w:sz="4" w:space="0" w:color="000000"/>
+              <w:bottom w:val="single" w:sz="4" w:space="0" w:color="000000"/>
+              <w:right w:val="single" w:sz="4" w:space="0" w:color="000000"/>
+            </w:tcBorders>
+            <w:vAlign w:val="center"/>
+          </w:tcPr>
+          <w:p>
+            <w:pPr>
+              <w:spacing w:before="40" w:after="40"/>
+              <w:jc w:val="left"/>
+            </w:pPr>
+            <w:r>
+              <w:rPr>
+                <w:rFonts w:ascii="Adani" w:hAnsi="Adani"/>
+                <w:b w:val="0"/>
+                <w:sz w:val="18"/>
+                <w:u w:val="none"/>
+              </w:rPr>
+              <w:t>SARWA PROJECTS PRIVATE LIMITED</w:t>
+            </w:r>
+          </w:p>
+        </w:tc>
+        <w:tc>
+          <w:tcPr>
+            <w:tcW w:type="dxa" w:w="1587"/>
+            <w:shd w:val="clear" w:color="auto" w:fill="FFFFFF"/>
+            <w:tcBorders>
+              <w:top w:val="single" w:sz="4" w:space="0" w:color="000000"/>
+              <w:left w:val="single" w:sz="4" w:space="0" w:color="000000"/>
+              <w:bottom w:val="single" w:sz="4" w:space="0" w:color="000000"/>
+              <w:right w:val="single" w:sz="4" w:space="0" w:color="000000"/>
+            </w:tcBorders>
+            <w:vAlign w:val="center"/>
+          </w:tcPr>
+          <w:p>
+            <w:pPr>
+              <w:spacing w:before="40" w:after="40"/>
+              <w:jc w:val="left"/>
+            </w:pPr>
+            <w:r>
+              <w:rPr>
+                <w:rFonts w:ascii="Adani" w:hAnsi="Adani"/>
+                <w:b w:val="0"/>
+                <w:sz w:val="18"/>
+                <w:u w:val="none"/>
+              </w:rPr>
+              <w:t>Director</w:t>
+            </w:r>
+          </w:p>
+        </w:tc>
+        <w:tc>
+          <w:tcPr>
+            <w:tcW w:type="dxa" w:w="1304"/>
+            <w:shd w:val="clear" w:color="auto" w:fill="FFFFFF"/>
+            <w:tcBorders>
+              <w:top w:val="single" w:sz="4" w:space="0" w:color="000000"/>
+              <w:left w:val="single" w:sz="4" w:space="0" w:color="000000"/>
+              <w:bottom w:val="single" w:sz="4" w:space="0" w:color="000000"/>
+              <w:right w:val="single" w:sz="4" w:space="0" w:color="000000"/>
+            </w:tcBorders>
+            <w:vAlign w:val="center"/>
+          </w:tcPr>
+          <w:p>
+            <w:pPr>
+              <w:spacing w:before="40" w:after="40"/>
+              <w:jc w:val="left"/>
+            </w:pPr>
+            <w:r>
+              <w:rPr>
+                <w:rFonts w:ascii="Adani" w:hAnsi="Adani"/>
+                <w:b w:val="0"/>
+                <w:sz w:val="18"/>
+                <w:u w:val="none"/>
+              </w:rPr>
+              <w:t>30/11/2024</w:t>
             </w:r>
           </w:p>
         </w:tc>
@@ -5569,234 +5627,6 @@
                 <w:sz w:val="18"/>
                 <w:u w:val="none"/>
               </w:rPr>
-              <w:t>U68200GJ2023PTC173498</w:t>
-            </w:r>
-          </w:p>
-        </w:tc>
-        <w:tc>
-          <w:tcPr>
-            <w:tcW w:type="dxa" w:w="4252"/>
-            <w:shd w:val="clear" w:color="auto" w:fill="FFFFFF"/>
-            <w:tcBorders>
-              <w:top w:val="single" w:sz="4" w:space="0" w:color="000000"/>
-              <w:left w:val="single" w:sz="4" w:space="0" w:color="000000"/>
-              <w:bottom w:val="single" w:sz="4" w:space="0" w:color="000000"/>
-              <w:right w:val="single" w:sz="4" w:space="0" w:color="000000"/>
-            </w:tcBorders>
-            <w:vAlign w:val="center"/>
-          </w:tcPr>
-          <w:p>
-            <w:pPr>
-              <w:spacing w:before="40" w:after="40"/>
-              <w:jc w:val="left"/>
-            </w:pPr>
-            <w:r>
-              <w:rPr>
-                <w:rFonts w:ascii="Adani" w:hAnsi="Adani"/>
-                <w:b w:val="0"/>
-                <w:sz w:val="18"/>
-                <w:u w:val="none"/>
-              </w:rPr>
-              <w:t>WEST PEAK DATA CENTER PRIVATE LIMITED</w:t>
-            </w:r>
-          </w:p>
-        </w:tc>
-        <w:tc>
-          <w:tcPr>
-            <w:tcW w:type="dxa" w:w="1587"/>
-            <w:shd w:val="clear" w:color="auto" w:fill="FFFFFF"/>
-            <w:tcBorders>
-              <w:top w:val="single" w:sz="4" w:space="0" w:color="000000"/>
-              <w:left w:val="single" w:sz="4" w:space="0" w:color="000000"/>
-              <w:bottom w:val="single" w:sz="4" w:space="0" w:color="000000"/>
-              <w:right w:val="single" w:sz="4" w:space="0" w:color="000000"/>
-            </w:tcBorders>
-            <w:vAlign w:val="center"/>
-          </w:tcPr>
-          <w:p>
-            <w:pPr>
-              <w:spacing w:before="40" w:after="40"/>
-              <w:jc w:val="left"/>
-            </w:pPr>
-            <w:r>
-              <w:rPr>
-                <w:rFonts w:ascii="Adani" w:hAnsi="Adani"/>
-                <w:b w:val="0"/>
-                <w:sz w:val="18"/>
-                <w:u w:val="none"/>
-              </w:rPr>
-              <w:t>Additional Director</w:t>
-            </w:r>
-          </w:p>
-        </w:tc>
-        <w:tc>
-          <w:tcPr>
-            <w:tcW w:type="dxa" w:w="1304"/>
-            <w:shd w:val="clear" w:color="auto" w:fill="FFFFFF"/>
-            <w:tcBorders>
-              <w:top w:val="single" w:sz="4" w:space="0" w:color="000000"/>
-              <w:left w:val="single" w:sz="4" w:space="0" w:color="000000"/>
-              <w:bottom w:val="single" w:sz="4" w:space="0" w:color="000000"/>
-              <w:right w:val="single" w:sz="4" w:space="0" w:color="000000"/>
-            </w:tcBorders>
-            <w:vAlign w:val="center"/>
-          </w:tcPr>
-          <w:p>
-            <w:pPr>
-              <w:spacing w:before="40" w:after="40"/>
-              <w:jc w:val="left"/>
-            </w:pPr>
-            <w:r>
-              <w:rPr>
-                <w:rFonts w:ascii="Adani" w:hAnsi="Adani"/>
-                <w:b w:val="0"/>
-                <w:sz w:val="18"/>
-                <w:u w:val="none"/>
-              </w:rPr>
-              <w:t>06/06/2024</w:t>
-            </w:r>
-          </w:p>
-        </w:tc>
-      </w:tr>
-      <w:tr>
-        <w:tc>
-          <w:tcPr>
-            <w:tcW w:type="dxa" w:w="2268"/>
-            <w:shd w:val="clear" w:color="auto" w:fill="FFFFFF"/>
-            <w:tcBorders>
-              <w:top w:val="single" w:sz="4" w:space="0" w:color="000000"/>
-              <w:left w:val="single" w:sz="4" w:space="0" w:color="000000"/>
-              <w:bottom w:val="single" w:sz="4" w:space="0" w:color="000000"/>
-              <w:right w:val="single" w:sz="4" w:space="0" w:color="000000"/>
-            </w:tcBorders>
-            <w:vAlign w:val="center"/>
-          </w:tcPr>
-          <w:p>
-            <w:pPr>
-              <w:spacing w:before="40" w:after="40"/>
-              <w:jc w:val="left"/>
-            </w:pPr>
-            <w:r>
-              <w:rPr>
-                <w:rFonts w:ascii="Adani" w:hAnsi="Adani"/>
-                <w:b w:val="0"/>
-                <w:sz w:val="18"/>
-                <w:u w:val="none"/>
-              </w:rPr>
-              <w:t>U68100GJ2023PTC173497</w:t>
-            </w:r>
-          </w:p>
-        </w:tc>
-        <w:tc>
-          <w:tcPr>
-            <w:tcW w:type="dxa" w:w="4252"/>
-            <w:shd w:val="clear" w:color="auto" w:fill="FFFFFF"/>
-            <w:tcBorders>
-              <w:top w:val="single" w:sz="4" w:space="0" w:color="000000"/>
-              <w:left w:val="single" w:sz="4" w:space="0" w:color="000000"/>
-              <w:bottom w:val="single" w:sz="4" w:space="0" w:color="000000"/>
-              <w:right w:val="single" w:sz="4" w:space="0" w:color="000000"/>
-            </w:tcBorders>
-            <w:vAlign w:val="center"/>
-          </w:tcPr>
-          <w:p>
-            <w:pPr>
-              <w:spacing w:before="40" w:after="40"/>
-              <w:jc w:val="left"/>
-            </w:pPr>
-            <w:r>
-              <w:rPr>
-                <w:rFonts w:ascii="Adani" w:hAnsi="Adani"/>
-                <w:b w:val="0"/>
-                <w:sz w:val="18"/>
-                <w:u w:val="none"/>
-              </w:rPr>
-              <w:t>RG DATA CENTER PRIVATE LIMITED</w:t>
-            </w:r>
-          </w:p>
-        </w:tc>
-        <w:tc>
-          <w:tcPr>
-            <w:tcW w:type="dxa" w:w="1587"/>
-            <w:shd w:val="clear" w:color="auto" w:fill="FFFFFF"/>
-            <w:tcBorders>
-              <w:top w:val="single" w:sz="4" w:space="0" w:color="000000"/>
-              <w:left w:val="single" w:sz="4" w:space="0" w:color="000000"/>
-              <w:bottom w:val="single" w:sz="4" w:space="0" w:color="000000"/>
-              <w:right w:val="single" w:sz="4" w:space="0" w:color="000000"/>
-            </w:tcBorders>
-            <w:vAlign w:val="center"/>
-          </w:tcPr>
-          <w:p>
-            <w:pPr>
-              <w:spacing w:before="40" w:after="40"/>
-              <w:jc w:val="left"/>
-            </w:pPr>
-            <w:r>
-              <w:rPr>
-                <w:rFonts w:ascii="Adani" w:hAnsi="Adani"/>
-                <w:b w:val="0"/>
-                <w:sz w:val="18"/>
-                <w:u w:val="none"/>
-              </w:rPr>
-              <w:t>Additional Director</w:t>
-            </w:r>
-          </w:p>
-        </w:tc>
-        <w:tc>
-          <w:tcPr>
-            <w:tcW w:type="dxa" w:w="1304"/>
-            <w:shd w:val="clear" w:color="auto" w:fill="FFFFFF"/>
-            <w:tcBorders>
-              <w:top w:val="single" w:sz="4" w:space="0" w:color="000000"/>
-              <w:left w:val="single" w:sz="4" w:space="0" w:color="000000"/>
-              <w:bottom w:val="single" w:sz="4" w:space="0" w:color="000000"/>
-              <w:right w:val="single" w:sz="4" w:space="0" w:color="000000"/>
-            </w:tcBorders>
-            <w:vAlign w:val="center"/>
-          </w:tcPr>
-          <w:p>
-            <w:pPr>
-              <w:spacing w:before="40" w:after="40"/>
-              <w:jc w:val="left"/>
-            </w:pPr>
-            <w:r>
-              <w:rPr>
-                <w:rFonts w:ascii="Adani" w:hAnsi="Adani"/>
-                <w:b w:val="0"/>
-                <w:sz w:val="18"/>
-                <w:u w:val="none"/>
-              </w:rPr>
-              <w:t>04/06/2024</w:t>
-            </w:r>
-          </w:p>
-        </w:tc>
-      </w:tr>
-      <w:tr>
-        <w:tc>
-          <w:tcPr>
-            <w:tcW w:type="dxa" w:w="2268"/>
-            <w:shd w:val="clear" w:color="auto" w:fill="FFFFFF"/>
-            <w:tcBorders>
-              <w:top w:val="single" w:sz="4" w:space="0" w:color="000000"/>
-              <w:left w:val="single" w:sz="4" w:space="0" w:color="000000"/>
-              <w:bottom w:val="single" w:sz="4" w:space="0" w:color="000000"/>
-              <w:right w:val="single" w:sz="4" w:space="0" w:color="000000"/>
-            </w:tcBorders>
-            <w:vAlign w:val="center"/>
-          </w:tcPr>
-          <w:p>
-            <w:pPr>
-              <w:spacing w:before="40" w:after="40"/>
-              <w:jc w:val="left"/>
-            </w:pPr>
-            <w:r>
-              <w:rPr>
-                <w:rFonts w:ascii="Adani" w:hAnsi="Adani"/>
-                <w:b w:val="0"/>
-                <w:sz w:val="18"/>
-                <w:u w:val="none"/>
-              </w:rPr>
               <w:t>U01100HR2020PTC085741</w:t>
             </w:r>
           </w:p>
@@ -5853,7 +5683,7 @@
                 <w:sz w:val="18"/>
                 <w:u w:val="none"/>
               </w:rPr>
-              <w:t>Additional Director</w:t>
+              <w:t>Director</w:t>
             </w:r>
           </w:p>
         </w:tc>
@@ -5881,235 +5711,7 @@
                 <w:sz w:val="18"/>
                 <w:u w:val="none"/>
               </w:rPr>
-              <w:t>08/05/2024</w:t>
-            </w:r>
-          </w:p>
-        </w:tc>
-      </w:tr>
-      <w:tr>
-        <w:tc>
-          <w:tcPr>
-            <w:tcW w:type="dxa" w:w="2268"/>
-            <w:shd w:val="clear" w:color="auto" w:fill="FFFFFF"/>
-            <w:tcBorders>
-              <w:top w:val="single" w:sz="4" w:space="0" w:color="000000"/>
-              <w:left w:val="single" w:sz="4" w:space="0" w:color="000000"/>
-              <w:bottom w:val="single" w:sz="4" w:space="0" w:color="000000"/>
-              <w:right w:val="single" w:sz="4" w:space="0" w:color="000000"/>
-            </w:tcBorders>
-            <w:vAlign w:val="center"/>
-          </w:tcPr>
-          <w:p>
-            <w:pPr>
-              <w:spacing w:before="40" w:after="40"/>
-              <w:jc w:val="left"/>
-            </w:pPr>
-            <w:r>
-              <w:rPr>
-                <w:rFonts w:ascii="Adani" w:hAnsi="Adani"/>
-                <w:b w:val="0"/>
-                <w:sz w:val="18"/>
-                <w:u w:val="none"/>
-              </w:rPr>
-              <w:t>U43900GJ2023PTC173505</w:t>
-            </w:r>
-          </w:p>
-        </w:tc>
-        <w:tc>
-          <w:tcPr>
-            <w:tcW w:type="dxa" w:w="4252"/>
-            <w:shd w:val="clear" w:color="auto" w:fill="FFFFFF"/>
-            <w:tcBorders>
-              <w:top w:val="single" w:sz="4" w:space="0" w:color="000000"/>
-              <w:left w:val="single" w:sz="4" w:space="0" w:color="000000"/>
-              <w:bottom w:val="single" w:sz="4" w:space="0" w:color="000000"/>
-              <w:right w:val="single" w:sz="4" w:space="0" w:color="000000"/>
-            </w:tcBorders>
-            <w:vAlign w:val="center"/>
-          </w:tcPr>
-          <w:p>
-            <w:pPr>
-              <w:spacing w:before="40" w:after="40"/>
-              <w:jc w:val="left"/>
-            </w:pPr>
-            <w:r>
-              <w:rPr>
-                <w:rFonts w:ascii="Adani" w:hAnsi="Adani"/>
-                <w:b w:val="0"/>
-                <w:sz w:val="18"/>
-                <w:u w:val="none"/>
-              </w:rPr>
-              <w:t>SARWA PROJECTS PRIVATE LIMITED</w:t>
-            </w:r>
-          </w:p>
-        </w:tc>
-        <w:tc>
-          <w:tcPr>
-            <w:tcW w:type="dxa" w:w="1587"/>
-            <w:shd w:val="clear" w:color="auto" w:fill="FFFFFF"/>
-            <w:tcBorders>
-              <w:top w:val="single" w:sz="4" w:space="0" w:color="000000"/>
-              <w:left w:val="single" w:sz="4" w:space="0" w:color="000000"/>
-              <w:bottom w:val="single" w:sz="4" w:space="0" w:color="000000"/>
-              <w:right w:val="single" w:sz="4" w:space="0" w:color="000000"/>
-            </w:tcBorders>
-            <w:vAlign w:val="center"/>
-          </w:tcPr>
-          <w:p>
-            <w:pPr>
-              <w:spacing w:before="40" w:after="40"/>
-              <w:jc w:val="left"/>
-            </w:pPr>
-            <w:r>
-              <w:rPr>
-                <w:rFonts w:ascii="Adani" w:hAnsi="Adani"/>
-                <w:b w:val="0"/>
-                <w:sz w:val="18"/>
-                <w:u w:val="none"/>
-              </w:rPr>
-              <w:t>Additional Director</w:t>
-            </w:r>
-          </w:p>
-        </w:tc>
-        <w:tc>
-          <w:tcPr>
-            <w:tcW w:type="dxa" w:w="1304"/>
-            <w:shd w:val="clear" w:color="auto" w:fill="FFFFFF"/>
-            <w:tcBorders>
-              <w:top w:val="single" w:sz="4" w:space="0" w:color="000000"/>
-              <w:left w:val="single" w:sz="4" w:space="0" w:color="000000"/>
-              <w:bottom w:val="single" w:sz="4" w:space="0" w:color="000000"/>
-              <w:right w:val="single" w:sz="4" w:space="0" w:color="000000"/>
-            </w:tcBorders>
-            <w:vAlign w:val="center"/>
-          </w:tcPr>
-          <w:p>
-            <w:pPr>
-              <w:spacing w:before="40" w:after="40"/>
-              <w:jc w:val="left"/>
-            </w:pPr>
-            <w:r>
-              <w:rPr>
-                <w:rFonts w:ascii="Adani" w:hAnsi="Adani"/>
-                <w:b w:val="0"/>
-                <w:sz w:val="18"/>
-                <w:u w:val="none"/>
-              </w:rPr>
-              <w:t>03/05/2024</w:t>
-            </w:r>
-          </w:p>
-        </w:tc>
-      </w:tr>
-      <w:tr>
-        <w:tc>
-          <w:tcPr>
-            <w:tcW w:type="dxa" w:w="2268"/>
-            <w:shd w:val="clear" w:color="auto" w:fill="FFFFFF"/>
-            <w:tcBorders>
-              <w:top w:val="single" w:sz="4" w:space="0" w:color="000000"/>
-              <w:left w:val="single" w:sz="4" w:space="0" w:color="000000"/>
-              <w:bottom w:val="single" w:sz="4" w:space="0" w:color="000000"/>
-              <w:right w:val="single" w:sz="4" w:space="0" w:color="000000"/>
-            </w:tcBorders>
-            <w:vAlign w:val="center"/>
-          </w:tcPr>
-          <w:p>
-            <w:pPr>
-              <w:spacing w:before="40" w:after="40"/>
-              <w:jc w:val="left"/>
-            </w:pPr>
-            <w:r>
-              <w:rPr>
-                <w:rFonts w:ascii="Adani" w:hAnsi="Adani"/>
-                <w:b w:val="0"/>
-                <w:sz w:val="18"/>
-                <w:u w:val="none"/>
-              </w:rPr>
-              <w:t>U68100PN2023PTC224522</w:t>
-            </w:r>
-          </w:p>
-        </w:tc>
-        <w:tc>
-          <w:tcPr>
-            <w:tcW w:type="dxa" w:w="4252"/>
-            <w:shd w:val="clear" w:color="auto" w:fill="FFFFFF"/>
-            <w:tcBorders>
-              <w:top w:val="single" w:sz="4" w:space="0" w:color="000000"/>
-              <w:left w:val="single" w:sz="4" w:space="0" w:color="000000"/>
-              <w:bottom w:val="single" w:sz="4" w:space="0" w:color="000000"/>
-              <w:right w:val="single" w:sz="4" w:space="0" w:color="000000"/>
-            </w:tcBorders>
-            <w:vAlign w:val="center"/>
-          </w:tcPr>
-          <w:p>
-            <w:pPr>
-              <w:spacing w:before="40" w:after="40"/>
-              <w:jc w:val="left"/>
-            </w:pPr>
-            <w:r>
-              <w:rPr>
-                <w:rFonts w:ascii="Adani" w:hAnsi="Adani"/>
-                <w:b w:val="0"/>
-                <w:sz w:val="18"/>
-                <w:u w:val="none"/>
-              </w:rPr>
-              <w:t>NIHITA GREEN ENERGY PRIVATE LIMITED</w:t>
-            </w:r>
-          </w:p>
-        </w:tc>
-        <w:tc>
-          <w:tcPr>
-            <w:tcW w:type="dxa" w:w="1587"/>
-            <w:shd w:val="clear" w:color="auto" w:fill="FFFFFF"/>
-            <w:tcBorders>
-              <w:top w:val="single" w:sz="4" w:space="0" w:color="000000"/>
-              <w:left w:val="single" w:sz="4" w:space="0" w:color="000000"/>
-              <w:bottom w:val="single" w:sz="4" w:space="0" w:color="000000"/>
-              <w:right w:val="single" w:sz="4" w:space="0" w:color="000000"/>
-            </w:tcBorders>
-            <w:vAlign w:val="center"/>
-          </w:tcPr>
-          <w:p>
-            <w:pPr>
-              <w:spacing w:before="40" w:after="40"/>
-              <w:jc w:val="left"/>
-            </w:pPr>
-            <w:r>
-              <w:rPr>
-                <w:rFonts w:ascii="Adani" w:hAnsi="Adani"/>
-                <w:b w:val="0"/>
-                <w:sz w:val="18"/>
-                <w:u w:val="none"/>
-              </w:rPr>
-              <w:t>Additional Director</w:t>
-            </w:r>
-          </w:p>
-        </w:tc>
-        <w:tc>
-          <w:tcPr>
-            <w:tcW w:type="dxa" w:w="1304"/>
-            <w:shd w:val="clear" w:color="auto" w:fill="FFFFFF"/>
-            <w:tcBorders>
-              <w:top w:val="single" w:sz="4" w:space="0" w:color="000000"/>
-              <w:left w:val="single" w:sz="4" w:space="0" w:color="000000"/>
-              <w:bottom w:val="single" w:sz="4" w:space="0" w:color="000000"/>
-              <w:right w:val="single" w:sz="4" w:space="0" w:color="000000"/>
-            </w:tcBorders>
-            <w:vAlign w:val="center"/>
-          </w:tcPr>
-          <w:p>
-            <w:pPr>
-              <w:spacing w:before="40" w:after="40"/>
-              <w:jc w:val="left"/>
-            </w:pPr>
-            <w:r>
-              <w:rPr>
-                <w:rFonts w:ascii="Adani" w:hAnsi="Adani"/>
-                <w:b w:val="0"/>
-                <w:sz w:val="18"/>
-                <w:u w:val="none"/>
-              </w:rPr>
-              <w:t>30/04/2024</w:t>
+              <w:t>30/09/2024</w:t>
             </w:r>
           </w:p>
         </w:tc>
@@ -6195,7 +5797,7 @@
                 <w:sz w:val="18"/>
                 <w:u w:val="none"/>
               </w:rPr>
-              <w:t>Additional Director</w:t>
+              <w:t>Director</w:t>
             </w:r>
           </w:p>
         </w:tc>
@@ -6223,121 +5825,7 @@
                 <w:sz w:val="18"/>
                 <w:u w:val="none"/>
               </w:rPr>
-              <w:t>30/04/2024</w:t>
-            </w:r>
-          </w:p>
-        </w:tc>
-      </w:tr>
-      <w:tr>
-        <w:tc>
-          <w:tcPr>
-            <w:tcW w:type="dxa" w:w="2268"/>
-            <w:shd w:val="clear" w:color="auto" w:fill="FFFFFF"/>
-            <w:tcBorders>
-              <w:top w:val="single" w:sz="4" w:space="0" w:color="000000"/>
-              <w:left w:val="single" w:sz="4" w:space="0" w:color="000000"/>
-              <w:bottom w:val="single" w:sz="4" w:space="0" w:color="000000"/>
-              <w:right w:val="single" w:sz="4" w:space="0" w:color="000000"/>
-            </w:tcBorders>
-            <w:vAlign w:val="center"/>
-          </w:tcPr>
-          <w:p>
-            <w:pPr>
-              <w:spacing w:before="40" w:after="40"/>
-              <w:jc w:val="left"/>
-            </w:pPr>
-            <w:r>
-              <w:rPr>
-                <w:rFonts w:ascii="Adani" w:hAnsi="Adani"/>
-                <w:b w:val="0"/>
-                <w:sz w:val="18"/>
-                <w:u w:val="none"/>
-              </w:rPr>
-              <w:t>U68100GJ2023PTC173504</w:t>
-            </w:r>
-          </w:p>
-        </w:tc>
-        <w:tc>
-          <w:tcPr>
-            <w:tcW w:type="dxa" w:w="4252"/>
-            <w:shd w:val="clear" w:color="auto" w:fill="FFFFFF"/>
-            <w:tcBorders>
-              <w:top w:val="single" w:sz="4" w:space="0" w:color="000000"/>
-              <w:left w:val="single" w:sz="4" w:space="0" w:color="000000"/>
-              <w:bottom w:val="single" w:sz="4" w:space="0" w:color="000000"/>
-              <w:right w:val="single" w:sz="4" w:space="0" w:color="000000"/>
-            </w:tcBorders>
-            <w:vAlign w:val="center"/>
-          </w:tcPr>
-          <w:p>
-            <w:pPr>
-              <w:spacing w:before="40" w:after="40"/>
-              <w:jc w:val="left"/>
-            </w:pPr>
-            <w:r>
-              <w:rPr>
-                <w:rFonts w:ascii="Adani" w:hAnsi="Adani"/>
-                <w:b w:val="0"/>
-                <w:sz w:val="18"/>
-                <w:u w:val="none"/>
-              </w:rPr>
-              <w:t>NIHITA GREEN ENERGY PRIVATE LIMITED</w:t>
-            </w:r>
-          </w:p>
-        </w:tc>
-        <w:tc>
-          <w:tcPr>
-            <w:tcW w:type="dxa" w:w="1587"/>
-            <w:shd w:val="clear" w:color="auto" w:fill="FFFFFF"/>
-            <w:tcBorders>
-              <w:top w:val="single" w:sz="4" w:space="0" w:color="000000"/>
-              <w:left w:val="single" w:sz="4" w:space="0" w:color="000000"/>
-              <w:bottom w:val="single" w:sz="4" w:space="0" w:color="000000"/>
-              <w:right w:val="single" w:sz="4" w:space="0" w:color="000000"/>
-            </w:tcBorders>
-            <w:vAlign w:val="center"/>
-          </w:tcPr>
-          <w:p>
-            <w:pPr>
-              <w:spacing w:before="40" w:after="40"/>
-              <w:jc w:val="left"/>
-            </w:pPr>
-            <w:r>
-              <w:rPr>
-                <w:rFonts w:ascii="Adani" w:hAnsi="Adani"/>
-                <w:b w:val="0"/>
-                <w:sz w:val="18"/>
-                <w:u w:val="none"/>
-              </w:rPr>
-              <w:t>Additional Director</w:t>
-            </w:r>
-          </w:p>
-        </w:tc>
-        <w:tc>
-          <w:tcPr>
-            <w:tcW w:type="dxa" w:w="1304"/>
-            <w:shd w:val="clear" w:color="auto" w:fill="FFFFFF"/>
-            <w:tcBorders>
-              <w:top w:val="single" w:sz="4" w:space="0" w:color="000000"/>
-              <w:left w:val="single" w:sz="4" w:space="0" w:color="000000"/>
-              <w:bottom w:val="single" w:sz="4" w:space="0" w:color="000000"/>
-              <w:right w:val="single" w:sz="4" w:space="0" w:color="000000"/>
-            </w:tcBorders>
-            <w:vAlign w:val="center"/>
-          </w:tcPr>
-          <w:p>
-            <w:pPr>
-              <w:spacing w:before="40" w:after="40"/>
-              <w:jc w:val="left"/>
-            </w:pPr>
-            <w:r>
-              <w:rPr>
-                <w:rFonts w:ascii="Adani" w:hAnsi="Adani"/>
-                <w:b w:val="0"/>
-                <w:sz w:val="18"/>
-                <w:u w:val="none"/>
-              </w:rPr>
-              <w:t>30/04/2024</w:t>
+              <w:t>30/09/2024</w:t>
             </w:r>
           </w:p>
         </w:tc>
